--- a/output/strategy_doc.docx
+++ b/output/strategy_doc.docx
@@ -227,7 +227,7 @@
                 <w:rFonts w:ascii="標楷體" w:hAnsi="標楷體" w:eastAsia="標楷體"/>
                 <w:sz w:val="21"/>
               </w:rPr>
-              <w:t>本 ETF 以台股 150 檔投資範圍內市值最大的 28 檔為市值加權核心（2330 ≤ 20%、個股 ≤ 8%），貼近大盤風險報酬並控管集中度；AI Agent 每日閱讀財報、法說會、月營收、投信連續買賣超與重大訊息，對個股做單檔 ±3%、總偏離 ≤ 15% 的小幅加減碼，每筆都須引用具名公開資訊，tilt 最短持有 5 個交易日，沒有證據就維持基準。同時與主動型 ETF 前十大持股保持 Active Share ≥ 27%，追求低回檔與紀律化的超額報酬。</w:t>
+              <w:t>本 ETF 以台股 150 檔投資範圍內市值最大的 28 檔為市值加權核心（2330 ≤ 20%、個股 ≤ 8%），貼近大盤風險報酬並控管集中度；AI Agent 每日閱讀財報、法說會、月營收、投信連續買賣超與重大訊息，對個股做單檔 ±3%、總偏離 ≤ 15% 的小幅加減碼，每筆都須引用具名公開資訊，tilt 最短持有 5 個交易日，沒有證據就維持基準。同時與主動型 ETF 前十大持股保持 Active Share ≥ 22%，追求低回檔與紀律化的超額報酬。</w:t>
             </w:r>
           </w:p>
         </w:tc>
@@ -295,7 +295,7 @@
           <w:i w:val="0"/>
           <w:sz w:val="20"/>
         </w:rPr>
-        <w:t>投資範圍內『有當日價格且 20 日均成交值 ≥ 2 億』的股票，以市值（還原收盤價 × 發行股數）加權，2330 權重上限 20%、其他個股上限 8%（超額按市值比例重分配）；取權重最大的前 28 檔重新歸一；現金 3%；再以最小調整法（只動 1–3 檔重疊最大的標的，減下的權重分給第 11–28 名）把 Active Share 補到 ≥ 27%。</w:t>
+        <w:t>投資範圍內『有當日價格且 20 日均成交值 ≥ 2 億』的股票，以市值（還原收盤價 × 發行股數）加權，2330 權重上限 20%、其他個股上限 8%（超額按市值比例重分配）；取權重最大的前 28 檔重新歸一；現金 3%；再以最小調整法（只動 1–3 檔重疊最大的標的，減下的權重分給第 16–28 名）把 Active Share 補到 ≥ 22%（官方門檻 15%，前 15 大口徑）。</w:t>
       </w:r>
     </w:p>
     <w:tbl>
@@ -502,7 +502,7 @@
                 <w:rFonts w:ascii="微軟正黑體" w:hAnsi="微軟正黑體" w:eastAsia="微軟正黑體"/>
                 <w:sz w:val="18"/>
               </w:rPr>
-              <w:t>與任一主動型 ETF 前 10 大持股的 Active Share 目標 ≥ 27%（官方門檻 20%）。基準權重不足時，先用最小調整法（只動 1–3 檔重疊最大的標的，減下的權重分給第 11–28 名），不夠再逐步放寬</w:t>
+              <w:t>我方前 15 大持股與任一主動型 ETF 前 15 大持股的 Active Share 目標 ≥ 22%（官方門檻 15%，低於且連續 2 日取消資格）。基準權重不足時，先用最小調整法（只動 1–3 檔重疊最大的標的，減下的權重分給第 16–28 名），不夠再逐步放寬</w:t>
             </w:r>
           </w:p>
         </w:tc>
@@ -534,7 +534,7 @@
                 <w:rFonts w:ascii="微軟正黑體" w:hAnsi="微軟正黑體" w:eastAsia="微軟正黑體"/>
                 <w:sz w:val="18"/>
               </w:rPr>
-              <w:t>前日收盤 Active Share &lt; 22% → 當日必須再平衡到 ≥ 27%，不受無交易帶與 5 日週期限制；前日收盤已經 &lt; 20% → 當日補到 ≥ 34%，避免連續 2 日低於官方門檻</w:t>
+              <w:t>前日收盤 Active Share &lt; 17% → 當日必須再平衡到 ≥ 22%，不受無交易帶與 5 日週期限制；前日收盤已經 &lt; 15% → 當日補到 ≥ 29%，避免連續 2 日低於官方門檻</w:t>
             </w:r>
           </w:p>
         </w:tc>
@@ -657,7 +657,7 @@
                 <w:rFonts w:ascii="微軟正黑體" w:hAnsi="微軟正黑體" w:eastAsia="微軟正黑體"/>
                 <w:sz w:val="18"/>
               </w:rPr>
-              <w:t>• inferences：再平衡日以「依合規基準（市值加權、2330 ≤ 20%、個股 ≤ 8%、取前 28 檔、Active Share ≥ 27%）重新計算目標權重，偏離無交易帶者才調整」為推論；非再平衡日或差距在無交易帶內者，以「基準權重未偏離無交易帶」為推論，並寫入 no_trade_decisions。</w:t>
+              <w:t>• inferences：再平衡日以「依合規基準（市值加權、2330 ≤ 20%、個股 ≤ 8%、取前 28 檔、Active Share ≥ 22%）重新計算目標權重，偏離無交易帶者才調整」為推論；非再平衡日或差距在無交易帶內者，以「基準權重未偏離無交易帶」為推論，並寫入 no_trade_decisions。</w:t>
             </w:r>
           </w:p>
           <w:p>
@@ -1822,7 +1822,7 @@
                 <w:rFonts w:ascii="微軟正黑體" w:hAnsi="微軟正黑體" w:eastAsia="微軟正黑體"/>
                 <w:sz w:val="18"/>
               </w:rPr>
-              <w:t>+21.0%</w:t>
+              <w:t>+19.5%</w:t>
             </w:r>
           </w:p>
         </w:tc>
@@ -1837,7 +1837,7 @@
                 <w:rFonts w:ascii="微軟正黑體" w:hAnsi="微軟正黑體" w:eastAsia="微軟正黑體"/>
                 <w:sz w:val="18"/>
               </w:rPr>
-              <w:t>-5.0%</w:t>
+              <w:t>-4.7%</w:t>
             </w:r>
           </w:p>
         </w:tc>
@@ -1852,7 +1852,7 @@
                 <w:rFonts w:ascii="微軟正黑體" w:hAnsi="微軟正黑體" w:eastAsia="微軟正黑體"/>
                 <w:sz w:val="18"/>
               </w:rPr>
-              <w:t>21.8%</w:t>
+              <w:t>21.9%</w:t>
             </w:r>
           </w:p>
         </w:tc>
@@ -1867,7 +1867,7 @@
                 <w:rFonts w:ascii="微軟正黑體" w:hAnsi="微軟正黑體" w:eastAsia="微軟正黑體"/>
                 <w:sz w:val="18"/>
               </w:rPr>
-              <w:t>3.3x</w:t>
+              <w:t>1.3x</w:t>
             </w:r>
           </w:p>
         </w:tc>
@@ -1899,7 +1899,7 @@
                 <w:rFonts w:ascii="微軟正黑體" w:hAnsi="微軟正黑體" w:eastAsia="微軟正黑體"/>
                 <w:sz w:val="18"/>
               </w:rPr>
-              <w:t>+19.9%</w:t>
+              <w:t>+19.1%</w:t>
             </w:r>
           </w:p>
         </w:tc>
@@ -1914,7 +1914,7 @@
                 <w:rFonts w:ascii="微軟正黑體" w:hAnsi="微軟正黑體" w:eastAsia="微軟正黑體"/>
                 <w:sz w:val="18"/>
               </w:rPr>
-              <w:t>-4.9%</w:t>
+              <w:t>-4.8%</w:t>
             </w:r>
           </w:p>
         </w:tc>
@@ -1929,7 +1929,7 @@
                 <w:rFonts w:ascii="微軟正黑體" w:hAnsi="微軟正黑體" w:eastAsia="微軟正黑體"/>
                 <w:sz w:val="18"/>
               </w:rPr>
-              <w:t>17.2%（最低）</w:t>
+              <w:t>20.4%（最低）</w:t>
             </w:r>
           </w:p>
         </w:tc>
@@ -1944,7 +1944,7 @@
                 <w:rFonts w:ascii="微軟正黑體" w:hAnsi="微軟正黑體" w:eastAsia="微軟正黑體"/>
                 <w:sz w:val="18"/>
               </w:rPr>
-              <w:t>6.7x</w:t>
+              <w:t>4.3x</w:t>
             </w:r>
           </w:p>
         </w:tc>
@@ -1976,7 +1976,7 @@
                 <w:rFonts w:ascii="微軟正黑體" w:hAnsi="微軟正黑體" w:eastAsia="微軟正黑體"/>
                 <w:sz w:val="18"/>
               </w:rPr>
-              <w:t>+18.2% ～ +21.7%</w:t>
+              <w:t>+17.4% ～ +20.7%</w:t>
             </w:r>
           </w:p>
         </w:tc>
@@ -1991,7 +1991,7 @@
                 <w:rFonts w:ascii="微軟正黑體" w:hAnsi="微軟正黑體" w:eastAsia="微軟正黑體"/>
                 <w:sz w:val="18"/>
               </w:rPr>
-              <w:t>最差 -5.6%</w:t>
+              <w:t>最差 -5.4%</w:t>
             </w:r>
           </w:p>
         </w:tc>
@@ -2042,7 +2042,7 @@
           <w:rFonts w:ascii="微軟正黑體" w:hAnsi="微軟正黑體" w:eastAsia="微軟正黑體"/>
           <w:sz w:val="19"/>
         </w:rPr>
-        <w:t>• 隨機 tilt（每次 5 檔、±1～3%）沒有資訊含量，反映的是『Agent 判斷失誤的成本』：樣本外相對市值加權上限基準平均 -0.9%（5%～95%：-2.6% ～ +0.8%），最大回檔平均 -4.9%，與基準相近，損失有界。</w:t>
+        <w:t>• 隨機 tilt（每次 5 檔、±1～3%）沒有資訊含量，反映的是『Agent 判斷失誤的成本』：樣本外相對市值加權上限基準平均 -1.7%（5%～95%：-3.4% ～ -0.1%），最大回檔平均 -4.8%，與基準相近，損失有界。</w:t>
       </w:r>
     </w:p>
     <w:p>
@@ -2055,7 +2055,7 @@
           <w:rFonts w:ascii="微軟正黑體" w:hAnsi="微軟正黑體" w:eastAsia="微軟正黑體"/>
           <w:sz w:val="19"/>
         </w:rPr>
-        <w:t>• 框架檢查：100 次模擬、每日期末檢查，持股檔數違規 0、權重上限違規 0、現金比違規 0；Active Share 單日低於 20% 共 18 天、最長連續 1 日（官方取消資格條件為連續 2 日）。</w:t>
+        <w:t>• 框架檢查：100 次模擬、每日期末檢查，持股檔數違規 0、權重上限違規 0、現金比違規 0；Active Share 單日低於 15% 共 0 天、最長連續 0 日（官方取消資格條件為連續 2 日）。</w:t>
       </w:r>
     </w:p>
     <w:p>
@@ -2068,7 +2068,7 @@
           <w:rFonts w:ascii="微軟正黑體" w:hAnsi="微軟正黑體" w:eastAsia="微軟正黑體"/>
           <w:sz w:val="19"/>
         </w:rPr>
-        <w:t>• 壓力測試（tilt 每天都變，30 次）：樣本外平均 +17.8%，年換手 28x——tilt 頻繁變動的成本很高，因此規則要求最短持有 5 日、無新事件不變動。</w:t>
+        <w:t>• 壓力測試（tilt 每天都變，30 次）：樣本外平均 +17.8%，年換手 19x——tilt 頻繁變動的成本很高，因此規則要求最短持有 5 日、無新事件不變動。</w:t>
       </w:r>
     </w:p>
     <w:p>
@@ -2081,7 +2081,7 @@
           <w:rFonts w:ascii="微軟正黑體" w:hAnsi="微軟正黑體" w:eastAsia="微軟正黑體"/>
           <w:sz w:val="19"/>
         </w:rPr>
-        <w:t>• 回測不證明 Agent 能創造超額報酬：真實 Agent 的 tilt 有資訊含量與否，要靠初賽期間的實際表現檢驗。樣本外僅 44 個交易日，統計誤差大；Active Share 以 2026-10-06 的主動型 ETF 前 10 大持股快照近似；未計股利。</w:t>
+        <w:t>• 回測不證明 Agent 能創造超額報酬：真實 Agent 的 tilt 有資訊含量與否，要靠初賽期間的實際表現檢驗。樣本外僅 44 個交易日，統計誤差大；Active Share 以 2026-10-11 的主動型 ETF 前 15 大持股快照近似；未計股利與除權配股（官方期末才一次加回）。</w:t>
       </w:r>
     </w:p>
     <w:tbl>
@@ -2426,7 +2426,7 @@
                 <w:rFonts w:ascii="微軟正黑體" w:hAnsi="微軟正黑體" w:eastAsia="微軟正黑體"/>
                 <w:sz w:val="18"/>
               </w:rPr>
-              <w:t>Active Share ≥ 27%（官方 20%）</w:t>
+              <w:t>Active Share ≥ 22%（官方 15%）</w:t>
             </w:r>
           </w:p>
         </w:tc>

--- a/output/strategy_doc.docx
+++ b/output/strategy_doc.docx
@@ -166,7 +166,7 @@
                 <w:rFonts w:ascii="標楷體" w:hAnsi="標楷體" w:eastAsia="標楷體"/>
                 <w:sz w:val="21"/>
               </w:rPr>
-              <w:t>市值加權核心，由 AI Agent 依公開資訊做小幅加減碼</w:t>
+              <w:t>AI Agent 依公開事件集中持有 10 至 12 檔高信心台股，追求明顯偏離大盤的超額報酬</w:t>
             </w:r>
           </w:p>
         </w:tc>
@@ -227,7 +227,7 @@
                 <w:rFonts w:ascii="標楷體" w:hAnsi="標楷體" w:eastAsia="標楷體"/>
                 <w:sz w:val="21"/>
               </w:rPr>
-              <w:t>本 ETF 以台股 150 檔投資範圍內市值最大的 28 檔為市值加權核心（2330 ≤ 20%、個股 ≤ 8%），貼近大盤風險報酬並控管集中度；AI Agent 每日閱讀財報、法說會、月營收、投信連續買賣超與重大訊息，對個股做單檔 ±3%、總偏離 ≤ 15% 的小幅加減碼，每筆都須引用具名公開資訊，tilt 最短持有 5 個交易日，沒有證據就維持基準。同時與主動型 ETF 前十大持股保持 Active Share ≥ 27%，追求低回檔與紀律化的超額報酬。</w:t>
+              <w:t>本 ETF 由 AI Agent 依公開事件集中投資台股。程式每日以投信買超、相對強度與成交值放大篩出約 30 檔候選，並對主動型 ETF 重押的股票扣分；Agent 閱讀月營收、財報、法說會、投信連買與重大訊息，挑出 10 至 12 檔高信心股票，高信心配置 9%、中信心 6%，其餘以大型權值股小額湊足持股。每檔都須引用具名資訊；持有至少 3 日、每日最多換 4 檔、跌逾 12% 無新利多即停損，重大美國事件前一日不加碼，以紀律追求明顯偏離大盤的超額報酬。</w:t>
             </w:r>
           </w:p>
         </w:tc>
@@ -281,7 +281,7 @@
           <w:color w:val="1F4E79"/>
           <w:sz w:val="23"/>
         </w:rPr>
-        <w:t>一、主體：市值加權的合規基準</w:t>
+        <w:t>一、投組結構：集中的高信心部位＋湊檔數部位</w:t>
       </w:r>
     </w:p>
     <w:p>
@@ -295,7 +295,7 @@
           <w:i w:val="0"/>
           <w:sz w:val="20"/>
         </w:rPr>
-        <w:t>投資範圍內『有當日價格且 20 日均成交值 ≥ 2 億』的股票，以市值（還原收盤價 × 發行股數）加權，2330 權重上限 20%、其他個股上限 8%（超額按市值比例重分配）；取權重最大的前 28 檔重新歸一；現金 3%；再以最小調整法（只動 1–3 檔重疊最大的標的，減下的權重分給第 11–28 名）把 Active Share 補到 ≥ 27%。</w:t>
+        <w:t>每日由程式從 150 檔篩出約 30 檔候選（投信 5／10 日淨買超、20 日相對強度、成交值放大，並對主動型 ETF 重疊扣分），AI Agent 閱讀月營收、財報、法說會、投信連買與重大訊息後挑出 10–12 檔高信心股票並給信心等級，程式換算為 9%／6% 的集中部位；其餘以市值前 30 大小額湊足持股檔數。</w:t>
       </w:r>
     </w:p>
     <w:tbl>
@@ -324,7 +324,7 @@
                 <w:color w:val="1F4E79"/>
                 <w:sz w:val="18"/>
               </w:rPr>
-              <w:t>項目</w:t>
+              <w:t>部位</w:t>
             </w:r>
           </w:p>
         </w:tc>
@@ -391,7 +391,7 @@
                 <w:rFonts w:ascii="微軟正黑體" w:hAnsi="微軟正黑體" w:eastAsia="微軟正黑體"/>
                 <w:sz w:val="18"/>
               </w:rPr>
-              <w:t>持股</w:t>
+              <w:t>高信心部位</w:t>
             </w:r>
           </w:p>
         </w:tc>
@@ -406,7 +406,7 @@
                 <w:rFonts w:ascii="微軟正黑體" w:hAnsi="微軟正黑體" w:eastAsia="微軟正黑體"/>
                 <w:sz w:val="18"/>
               </w:rPr>
-              <w:t>基準取前 28 檔；持股維持 20–30 檔（內部上限 29 檔，保留 1 檔給停牌賣不掉的部位）</w:t>
+              <w:t>10–12 檔，由 AI Agent 從候選池挑選並給信心等級：高 = 9%、中 = 6%（2330：高 15%、中 10%）；名目權重合計過大時等比例縮小、過小時在上限內等比例放大</w:t>
             </w:r>
           </w:p>
         </w:tc>
@@ -423,7 +423,7 @@
                 <w:rFonts w:ascii="微軟正黑體" w:hAnsi="微軟正黑體" w:eastAsia="微軟正黑體"/>
                 <w:sz w:val="18"/>
               </w:rPr>
-              <w:t>個股上限</w:t>
+              <w:t>單檔上限</w:t>
             </w:r>
           </w:p>
         </w:tc>
@@ -438,7 +438,7 @@
                 <w:rFonts w:ascii="微軟正黑體" w:hAnsi="微軟正黑體" w:eastAsia="微軟正黑體"/>
                 <w:sz w:val="18"/>
               </w:rPr>
-              <w:t>基準：2330 ≤ 20%、其他 ≤ 8%；加減碼後：2330 ≤ 22%、其他 ≤ 8.5%（官方上限 25%／10%，留出價格漂移空間）</w:t>
+              <w:t>9%（官方 10%，留 1% 給價格漂移），2330 為 20%（官方 25%）；前日收盤超過 9.5%（2330 22%）當日減回</w:t>
             </w:r>
           </w:p>
         </w:tc>
@@ -455,7 +455,7 @@
                 <w:rFonts w:ascii="微軟正黑體" w:hAnsi="微軟正黑體" w:eastAsia="微軟正黑體"/>
                 <w:sz w:val="18"/>
               </w:rPr>
-              <w:t>現金</w:t>
+              <w:t>湊檔數部位</w:t>
             </w:r>
           </w:p>
         </w:tc>
@@ -470,7 +470,7 @@
                 <w:rFonts w:ascii="微軟正黑體" w:hAnsi="微軟正黑體" w:eastAsia="微軟正黑體"/>
                 <w:sz w:val="18"/>
               </w:rPr>
-              <w:t>目標 3%，區間 1%–22%；委託後預估現金比不得低於 2%（不足時按比例縮減買進）</w:t>
+              <w:t>市值前 30 大、且不在高信心名單者，取市值最大的若干檔各 1%–2%，使總持股 21–24 檔（官方 20–30；內部下限 21 檔，建倉當天若一檔停牌買不到仍有 20 檔）</w:t>
             </w:r>
           </w:p>
         </w:tc>
@@ -487,7 +487,7 @@
                 <w:rFonts w:ascii="微軟正黑體" w:hAnsi="微軟正黑體" w:eastAsia="微軟正黑體"/>
                 <w:sz w:val="18"/>
               </w:rPr>
-              <w:t>Active Share</w:t>
+              <w:t>現金</w:t>
             </w:r>
           </w:p>
         </w:tc>
@@ -502,7 +502,7 @@
                 <w:rFonts w:ascii="微軟正黑體" w:hAnsi="微軟正黑體" w:eastAsia="微軟正黑體"/>
                 <w:sz w:val="18"/>
               </w:rPr>
-              <w:t>與任一主動型 ETF 前 10 大持股的 Active Share 目標 ≥ 27%（官方門檻 20%）。基準權重不足時，先用最小調整法（只動 1–3 檔重疊最大的標的，減下的權重分給第 11–28 名），不夠再逐步放寬</w:t>
+              <w:t>目標 3%，區間 2%–5%；委託後預估現金比 ≥ 2% ＋ 0.03 × 買進金額占淨值（成交均價可能高於前日收盤），不足時等比例縮減買進</w:t>
             </w:r>
           </w:p>
         </w:tc>
@@ -519,7 +519,7 @@
                 <w:rFonts w:ascii="微軟正黑體" w:hAnsi="微軟正黑體" w:eastAsia="微軟正黑體"/>
                 <w:sz w:val="18"/>
               </w:rPr>
-              <w:t>Active Share 硬規則</w:t>
+              <w:t>Active Share</w:t>
             </w:r>
           </w:p>
         </w:tc>
@@ -534,7 +534,7 @@
                 <w:rFonts w:ascii="微軟正黑體" w:hAnsi="微軟正黑體" w:eastAsia="微軟正黑體"/>
                 <w:sz w:val="18"/>
               </w:rPr>
-              <w:t>前日收盤 Active Share &lt; 22% → 當日必須再平衡到 ≥ 27%，不受無交易帶與 5 日週期限制；前日收盤已經 &lt; 20% → 當日補到 ≥ 34%，避免連續 2 日低於官方門檻</w:t>
+              <w:t>我方前 15 大 vs 每檔主動型 ETF 前 15 大，官方 ≥ 15%、內部目標 ≥ 20%；不足時先把重疊的湊檔股換成不重疊者，再把重疊最大的高信心部位每次降 1.5%（最低 3%）；仍不足則退回 Agent 換股</w:t>
             </w:r>
           </w:p>
         </w:tc>
@@ -551,7 +551,7 @@
                 <w:rFonts w:ascii="微軟正黑體" w:hAnsi="微軟正黑體" w:eastAsia="微軟正黑體"/>
                 <w:sz w:val="18"/>
               </w:rPr>
-              <w:t>漂移保護</w:t>
+              <w:t>Active Share 硬規則</w:t>
             </w:r>
           </w:p>
         </w:tc>
@@ -566,7 +566,7 @@
                 <w:rFonts w:ascii="微軟正黑體" w:hAnsi="微軟正黑體" w:eastAsia="微軟正黑體"/>
                 <w:sz w:val="18"/>
               </w:rPr>
-              <w:t>前日收盤權重 2330 &gt; 24% 或其他個股 &gt; 9% → 當日提前再平衡</w:t>
+              <w:t>前日收盤 &lt; 17% → 當日強制再平衡到 ≥ 20%；前日收盤已 &lt; 15% → 當日補到 ≥ 25%，避免連續 2 日低於官方門檻</w:t>
             </w:r>
           </w:p>
         </w:tc>
@@ -583,7 +583,7 @@
                 <w:rFonts w:ascii="微軟正黑體" w:hAnsi="微軟正黑體" w:eastAsia="微軟正黑體"/>
                 <w:sz w:val="18"/>
               </w:rPr>
-              <w:t>再平衡</w:t>
+              <w:t>交易</w:t>
             </w:r>
           </w:p>
         </w:tc>
@@ -598,7 +598,7 @@
                 <w:rFonts w:ascii="微軟正黑體" w:hAnsi="微軟正黑體" w:eastAsia="微軟正黑體"/>
                 <w:sz w:val="18"/>
               </w:rPr>
-              <w:t>每 5 個交易日一次；無交易帶 2%（權重差距在帶內不交易，避免往返約 0.6% 的成本）；Agent 的 tilt 與前一日不同、或漂移保護觸發時，當天可以交易</w:t>
+              <w:t>每日依名單重算目標權重；既有持股差距 &lt; 1.5%（無交易帶）不交易；單日異動超過 30 檔（schema 上限）時分兩天完成</w:t>
             </w:r>
           </w:p>
         </w:tc>
@@ -645,7 +645,7 @@
                 <w:rFonts w:ascii="微軟正黑體" w:hAnsi="微軟正黑體" w:eastAsia="微軟正黑體"/>
                 <w:sz w:val="18"/>
               </w:rPr>
-              <w:t>• market_view：以名單整體表現（tw_market）、法人買賣超（inst_flow）、台指期夜盤（taifex_night）、美股／ADR（us_overnight）等市場級 observation 為 basis_refs，說明 regime／stance；posture 與現金區間由實際委託推得，不由 Agent 自填。</w:t>
+              <w:t>• decisions：target_weight 由信心等級機械換算（高 9%／中 6%），湊檔股各 1–2%；委託一律由官方公式 derive_orders 推導，Agent 不決定權重或股數。</w:t>
             </w:r>
           </w:p>
           <w:p>
@@ -657,7 +657,7 @@
                 <w:rFonts w:ascii="微軟正黑體" w:hAnsi="微軟正黑體" w:eastAsia="微軟正黑體"/>
                 <w:sz w:val="18"/>
               </w:rPr>
-              <w:t>• inferences：再平衡日以「依合規基準（市值加權、2330 ≤ 20%、個股 ≤ 8%、取前 28 檔、Active Share ≥ 27%）重新計算目標權重，偏離無交易帶者才調整」為推論；非再平衡日或差距在無交易帶內者，以「基準權重未偏離無交易帶」為推論，並寫入 no_trade_decisions。</w:t>
+              <w:t>• inferences：每檔高信心部位一則推論（引用 Agent 選的 observation）；湊檔數部位一則推論（引用 filler_universe）；未偏離無交易帶者以「差距在無交易帶內」推論寫入 no_trade_decisions。</w:t>
             </w:r>
           </w:p>
           <w:p>
@@ -669,7 +669,7 @@
                 <w:rFonts w:ascii="微軟正黑體" w:hAnsi="微軟正黑體" w:eastAsia="微軟正黑體"/>
                 <w:sz w:val="18"/>
               </w:rPr>
-              <w:t>• decisions／orders：target_weight 為基準權重加上有效 tilt；委託一律由官方公式 derive_orders 機械推導，Agent 不決定股數。</w:t>
+              <w:t>• market_view：posture 與現金區間由實際委託推得，不由 Agent 自填；regime／stance 須與淨買賣方向一致。</w:t>
             </w:r>
           </w:p>
         </w:tc>
@@ -692,7 +692,7 @@
           <w:color w:val="1F4E79"/>
           <w:sz w:val="23"/>
         </w:rPr>
-        <w:t>二、超額來源：Agent 依公開資訊的小幅加減碼（tilt）</w:t>
+        <w:t>二、超額來源：候選池＋AI Agent 依公開事件選股</w:t>
       </w:r>
     </w:p>
     <w:p>
@@ -706,8 +706,191 @@
           <w:i w:val="0"/>
           <w:sz w:val="20"/>
         </w:rPr>
-        <w:t>AI Agent 只在有具名公開資訊時，才在基準權重上做加碼或減碼；它不決定權重或股數，只提出『哪一檔、方向、依據、理由』，金額上限與所有風控由程式檢查。</w:t>
+        <w:t>程式每日從 150 檔用資料篩出候選池，Agent 只能從候選池（或目前名單）挑選；候選分數負責排序，入選理由必須是具名的公開資訊。</w:t>
       </w:r>
+    </w:p>
+    <w:tbl>
+      <w:tblPr>
+        <w:tblStyle w:val="ae"/>
+        <w:tblW w:type="auto" w:w="0"/>
+        <w:jc w:val="center"/>
+        <w:tblLook w:firstColumn="1" w:firstRow="1" w:lastColumn="0" w:lastRow="0" w:noHBand="0" w:noVBand="1" w:val="04A0"/>
+      </w:tblPr>
+      <w:tblGrid>
+        <w:gridCol w:w="4153"/>
+        <w:gridCol w:w="4153"/>
+      </w:tblGrid>
+      <w:tr>
+        <w:tc>
+          <w:tcPr>
+            <w:tcW w:type="dxa" w:w="1700"/>
+            <w:shd w:val="clear" w:color="auto" w:fill="F2F6FA"/>
+          </w:tcPr>
+          <w:p>
+            <w:r/>
+            <w:r>
+              <w:rPr>
+                <w:rFonts w:ascii="微軟正黑體" w:hAnsi="微軟正黑體" w:eastAsia="微軟正黑體"/>
+                <w:b/>
+                <w:color w:val="1F4E79"/>
+                <w:sz w:val="18"/>
+              </w:rPr>
+              <w:t>候選池</w:t>
+            </w:r>
+          </w:p>
+        </w:tc>
+        <w:tc>
+          <w:tcPr>
+            <w:tcW w:type="dxa" w:w="7600"/>
+            <w:shd w:val="clear" w:color="auto" w:fill="F2F6FA"/>
+          </w:tcPr>
+          <w:p>
+            <w:r/>
+            <w:r>
+              <w:rPr>
+                <w:rFonts w:ascii="微軟正黑體" w:hAnsi="微軟正黑體" w:eastAsia="微軟正黑體"/>
+                <w:b/>
+                <w:color w:val="1F4E79"/>
+                <w:sz w:val="18"/>
+              </w:rPr>
+              <w:t>設定</w:t>
+            </w:r>
+          </w:p>
+        </w:tc>
+      </w:tr>
+      <w:tr>
+        <w:tc>
+          <w:tcPr>
+            <w:tcW w:type="dxa" w:w="1700"/>
+          </w:tcPr>
+          <w:p>
+            <w:r/>
+            <w:r>
+              <w:rPr>
+                <w:rFonts w:ascii="微軟正黑體" w:hAnsi="微軟正黑體" w:eastAsia="微軟正黑體"/>
+                <w:sz w:val="18"/>
+              </w:rPr>
+              <w:t>檔數與流動性</w:t>
+            </w:r>
+          </w:p>
+        </w:tc>
+        <w:tc>
+          <w:tcPr>
+            <w:tcW w:type="dxa" w:w="7600"/>
+          </w:tcPr>
+          <w:p>
+            <w:r/>
+            <w:r>
+              <w:rPr>
+                <w:rFonts w:ascii="微軟正黑體" w:hAnsi="微軟正黑體" w:eastAsia="微軟正黑體"/>
+                <w:sz w:val="18"/>
+              </w:rPr>
+              <w:t>每日約 30 檔；20 日均成交值 ≥ 3 億（9% 部位約 9000 萬，低於日成交值的 30%）</w:t>
+            </w:r>
+          </w:p>
+        </w:tc>
+      </w:tr>
+      <w:tr>
+        <w:tc>
+          <w:tcPr>
+            <w:tcW w:type="dxa" w:w="1700"/>
+          </w:tcPr>
+          <w:p>
+            <w:r/>
+            <w:r>
+              <w:rPr>
+                <w:rFonts w:ascii="微軟正黑體" w:hAnsi="微軟正黑體" w:eastAsia="微軟正黑體"/>
+                <w:sz w:val="18"/>
+              </w:rPr>
+              <w:t>分數組成</w:t>
+            </w:r>
+          </w:p>
+        </w:tc>
+        <w:tc>
+          <w:tcPr>
+            <w:tcW w:type="dxa" w:w="7600"/>
+          </w:tcPr>
+          <w:p>
+            <w:r/>
+            <w:r>
+              <w:rPr>
+                <w:rFonts w:ascii="微軟正黑體" w:hAnsi="微軟正黑體" w:eastAsia="微軟正黑體"/>
+                <w:sz w:val="18"/>
+              </w:rPr>
+              <w:t>投信近 5 日淨買超占成交值 ×0.2、近 10 日 ×0.2；20 日相對強度 ×0.3；成交值放大（5 日／20 日均量）×0.15（皆為橫斷面 z 分數）</w:t>
+            </w:r>
+          </w:p>
+        </w:tc>
+      </w:tr>
+      <w:tr>
+        <w:tc>
+          <w:tcPr>
+            <w:tcW w:type="dxa" w:w="1700"/>
+          </w:tcPr>
+          <w:p>
+            <w:r/>
+            <w:r>
+              <w:rPr>
+                <w:rFonts w:ascii="微軟正黑體" w:hAnsi="微軟正黑體" w:eastAsia="微軟正黑體"/>
+                <w:sz w:val="18"/>
+              </w:rPr>
+              <w:t>差異化扣分</w:t>
+            </w:r>
+          </w:p>
+        </w:tc>
+        <w:tc>
+          <w:tcPr>
+            <w:tcW w:type="dxa" w:w="7600"/>
+          </w:tcPr>
+          <w:p>
+            <w:r/>
+            <w:r>
+              <w:rPr>
+                <w:rFonts w:ascii="微軟正黑體" w:hAnsi="微軟正黑體" w:eastAsia="微軟正黑體"/>
+                <w:sz w:val="18"/>
+              </w:rPr>
+              <w:t>減去 1.0 × 出現在主動型 ETF 前 15 大的比例：越多主動型 ETF 重押的股票分數越低</w:t>
+            </w:r>
+          </w:p>
+        </w:tc>
+      </w:tr>
+      <w:tr>
+        <w:tc>
+          <w:tcPr>
+            <w:tcW w:type="dxa" w:w="1700"/>
+          </w:tcPr>
+          <w:p>
+            <w:r/>
+            <w:r>
+              <w:rPr>
+                <w:rFonts w:ascii="微軟正黑體" w:hAnsi="微軟正黑體" w:eastAsia="微軟正黑體"/>
+                <w:sz w:val="18"/>
+              </w:rPr>
+              <w:t>固定列入</w:t>
+            </w:r>
+          </w:p>
+        </w:tc>
+        <w:tc>
+          <w:tcPr>
+            <w:tcW w:type="dxa" w:w="7600"/>
+          </w:tcPr>
+          <w:p>
+            <w:r/>
+            <w:r>
+              <w:rPr>
+                <w:rFonts w:ascii="微軟正黑體" w:hAnsi="微軟正黑體" w:eastAsia="微軟正黑體"/>
+                <w:sz w:val="18"/>
+              </w:rPr>
+              <w:t>2330：重疊扣分會讓它永遠排不進前 30 名，但宣告允許 Agent 選它（上限 20%）</w:t>
+            </w:r>
+          </w:p>
+        </w:tc>
+      </w:tr>
+    </w:tbl>
+    <w:p>
+      <w:pPr>
+        <w:spacing w:after="40"/>
+      </w:pPr>
     </w:p>
     <w:tbl>
       <w:tblPr>
@@ -736,7 +919,7 @@
                 <w:color w:val="1F4E79"/>
                 <w:sz w:val="18"/>
               </w:rPr>
-              <w:t>tilt 依據</w:t>
+              <w:t>入選依據</w:t>
             </w:r>
           </w:p>
         </w:tc>
@@ -1030,7 +1213,7 @@
           <w:color w:val="1F4E79"/>
           <w:sz w:val="23"/>
         </w:rPr>
-        <w:t>紀律（程式強制，違反就退回重寫）</w:t>
+        <w:t>Agent 的輸出與程式檢查</w:t>
       </w:r>
     </w:p>
     <w:p>
@@ -1043,7 +1226,7 @@
           <w:rFonts w:ascii="微軟正黑體" w:hAnsi="微軟正黑體" w:eastAsia="微軟正黑體"/>
           <w:sz w:val="20"/>
         </w:rPr>
-        <w:t>• 單檔 |tilt| ≤ 3%；全部 tilt 的主動偏離 Σ|tilt|/2 ≤ 15%；可加入基準前 28 名以外、投資範圍內的股票，但持股維持 20–30 檔。</w:t>
+        <w:t>• 每一檔 picks 必須引用至少一則 observation，其 ticker 為該股、topic 為所宣告的依據 id、source.authority 屬於該依據允許的來源，且 content_as_of 不晚於決策日 19:30</w:t>
       </w:r>
     </w:p>
     <w:p>
@@ -1056,7 +1239,7 @@
           <w:rFonts w:ascii="微軟正黑體" w:hAnsi="微軟正黑體" w:eastAsia="微軟正黑體"/>
           <w:sz w:val="20"/>
         </w:rPr>
-        <w:t>• 每筆 tilt 必須引用至少一則「該股、屬於所宣告依據、來源 authority 符合上表、且發布時間早於決策日 19:30」的 observation；禁止以股價走勢、傳聞或無來源消息為依據。</w:t>
+        <w:t>• 只能從當日候選池（約 30 檔）或目前的高信心名單中挑選；2330 一律列入候選表</w:t>
       </w:r>
     </w:p>
     <w:p>
@@ -1069,7 +1252,7 @@
           <w:rFonts w:ascii="微軟正黑體" w:hAnsi="微軟正黑體" w:eastAsia="微軟正黑體"/>
           <w:sz w:val="20"/>
         </w:rPr>
-        <w:t>• tilt 最短持有 5 個交易日：未滿期間只有「新事件且方向相反」才可提前撤銷、縮小或反向，不可同方向加碼；無新事件時一律沿用前一日 tilt。</w:t>
+        <w:t>• 候選分數（candidate_screen）含股價相對強度，只能作為排序參考與輔助引用，不能單獨作為入選依據</w:t>
       </w:r>
     </w:p>
     <w:p>
@@ -1082,7 +1265,7 @@
           <w:rFonts w:ascii="微軟正黑體" w:hAnsi="微軟正黑體" w:eastAsia="微軟正黑體"/>
           <w:sz w:val="20"/>
         </w:rPr>
-        <w:t>• 沒有足夠證據就不做 tilt（維持基準權重、寫入 no_trade_decisions）。</w:t>
+        <w:t>• 停損股票若要保留，必須引用今日新出現的正面事件（財報、法說會、月營收、重大訊息）</w:t>
       </w:r>
     </w:p>
     <w:p>
@@ -1095,22 +1278,7 @@
           <w:rFonts w:ascii="微軟正黑體" w:hAnsi="微軟正黑體" w:eastAsia="微軟正黑體"/>
           <w:sz w:val="20"/>
         </w:rPr>
-        <w:t>• tilt 套用後重新檢查單檔上限、現金、持股檔數與 Active Share；不合格時依序縮放、截斷或修正，必要時退回 Agent 重寫（最多 3 次，仍不合格則降級為零 tilt 的保底方案）。</w:t>
-      </w:r>
-    </w:p>
-    <w:p>
-      <w:pPr>
-        <w:keepNext/>
-        <w:spacing w:before="160" w:after="80"/>
-      </w:pPr>
-      <w:r>
-        <w:rPr>
-          <w:rFonts w:ascii="微軟正黑體" w:hAnsi="微軟正黑體" w:eastAsia="微軟正黑體"/>
-          <w:b/>
-          <w:color w:val="1F4E79"/>
-          <w:sz w:val="23"/>
-        </w:rPr>
-        <w:t>低回檔與紀律化如何落實</w:t>
+        <w:t>• Agent 不得輸出權重、股數、委託或 posture；輸出不合格會被退回重寫，最多 3 次</w:t>
       </w:r>
     </w:p>
     <w:p>
@@ -1123,33 +1291,7 @@
           <w:rFonts w:ascii="微軟正黑體" w:hAnsi="微軟正黑體" w:eastAsia="微軟正黑體"/>
           <w:sz w:val="20"/>
         </w:rPr>
-        <w:t>• 核心部位跟隨市值加權基準，tilt 的總偏離與單檔幅度都有明確上限，即使 Agent 判斷失誤，損失也有界。</w:t>
-      </w:r>
-    </w:p>
-    <w:p>
-      <w:pPr>
-        <w:spacing w:after="40"/>
-        <w:ind w:left="280" w:hanging="200"/>
-      </w:pPr>
-      <w:r>
-        <w:rPr>
-          <w:rFonts w:ascii="微軟正黑體" w:hAnsi="微軟正黑體" w:eastAsia="微軟正黑體"/>
-          <w:sz w:val="20"/>
-        </w:rPr>
-        <w:t>• 個股與 2330 的上限、3% 現金、委託後現金比 ≥ 2% 的檢查，限制了集中度與被迫賣出的風險。</w:t>
-      </w:r>
-    </w:p>
-    <w:p>
-      <w:pPr>
-        <w:spacing w:after="40"/>
-        <w:ind w:left="280" w:hanging="200"/>
-      </w:pPr>
-      <w:r>
-        <w:rPr>
-          <w:rFonts w:ascii="微軟正黑體" w:hAnsi="微軟正黑體" w:eastAsia="微軟正黑體"/>
-          <w:sz w:val="20"/>
-        </w:rPr>
-        <w:t>• 無交易帶與 5 日再平衡避免追價與過度交易；tilt 最短持有 5 日避免因單日雜訊來回切換。</w:t>
+        <w:t>• 信心等級：高信心：配置 9%（2330 為 15%）；中信心：配置 6%（2330 為 10%）。</w:t>
       </w:r>
     </w:p>
     <w:tbl>
@@ -1188,7 +1330,7 @@
                 <w:rFonts w:ascii="微軟正黑體" w:hAnsi="微軟正黑體" w:eastAsia="微軟正黑體"/>
                 <w:sz w:val="18"/>
               </w:rPr>
-              <w:t>• observations：每一種 tilt 依據在 D-Plan 的 topic 與依據 id 相同——financial_report（財報）、investor_conference（法說會）、monthly_revenue（月營收）、trust_flow（投信連續買賣超）、material_news（重大訊息）；來源 authority 如上表。</w:t>
+              <w:t>• observations：candidate_screen（候選分數與組成，排序用）、trust_flow（投信 5／10 日淨買超、連買天數）以及月營收、財報、法說會、重大訊息事件；topic 與依據 id 相同，來源 authority 如上表。</w:t>
             </w:r>
           </w:p>
           <w:p>
@@ -1200,31 +1342,7 @@
                 <w:rFonts w:ascii="微軟正黑體" w:hAnsi="微軟正黑體" w:eastAsia="微軟正黑體"/>
                 <w:sz w:val="18"/>
               </w:rPr>
-              <w:t>• inferences：每筆 tilt 一則推論，premise_refs 指向上述 observation，logic 說明『事實 → 為何支持加碼／減碼 → 與本 ETF 主題的關係』，counter_evidence 寫反方訊號；沿用中的 tilt 以「沿用 YYYY-MM-DD 起的○○ tilt ±x%…今日沒有新事件推翻」為推論，並重新引用原事件。</w:t>
-            </w:r>
-          </w:p>
-          <w:p>
-            <w:pPr>
-              <w:spacing w:after="20"/>
-            </w:pPr>
-            <w:r>
-              <w:rPr>
-                <w:rFonts w:ascii="微軟正黑體" w:hAnsi="微軟正黑體" w:eastAsia="微軟正黑體"/>
-                <w:sz w:val="18"/>
-              </w:rPr>
-              <w:t>• decisions：有 tilt 的個股，decision 引用該 tilt 的推論；撤銷 tilt 時推論說明相反的新事件。</w:t>
-            </w:r>
-          </w:p>
-          <w:p>
-            <w:pPr>
-              <w:spacing w:after="20"/>
-            </w:pPr>
-            <w:r>
-              <w:rPr>
-                <w:rFonts w:ascii="微軟正黑體" w:hAnsi="微軟正黑體" w:eastAsia="微軟正黑體"/>
-                <w:sz w:val="18"/>
-              </w:rPr>
-              <w:t>• market_view：regime／stance 須與實際操作方向相符（宣告 defensive 卻淨買超、或 aggressive 卻淨賣超會被退回）；counter_evidence 寫明降級條件。</w:t>
+              <w:t>• inferences：每檔高信心部位的 premise_refs 指向該股的依據 observation，logic 說明「事實 → 為何高／中信心 → 與主題的關係」，counter_evidence 寫反方訊號；主動移出者另有一則移出推論。</w:t>
             </w:r>
           </w:p>
         </w:tc>
@@ -1247,7 +1365,85 @@
           <w:color w:val="1F4E79"/>
           <w:sz w:val="23"/>
         </w:rPr>
-        <w:t>主要選股因子</w:t>
+        <w:t>三、換股紀律（程式強制，違反就退回 Agent 重寫）</w:t>
+      </w:r>
+    </w:p>
+    <w:p>
+      <w:pPr>
+        <w:spacing w:after="40"/>
+        <w:ind w:left="280" w:hanging="200"/>
+      </w:pPr>
+      <w:r>
+        <w:rPr>
+          <w:rFonts w:ascii="微軟正黑體" w:hAnsi="微軟正黑體" w:eastAsia="微軟正黑體"/>
+          <w:sz w:val="20"/>
+        </w:rPr>
+        <w:t>• 高信心部位持有 ≥ 3 個交易日才可賣出或降級（觸發停損除外）</w:t>
+      </w:r>
+    </w:p>
+    <w:p>
+      <w:pPr>
+        <w:spacing w:after="40"/>
+        <w:ind w:left="280" w:hanging="200"/>
+      </w:pPr>
+      <w:r>
+        <w:rPr>
+          <w:rFonts w:ascii="微軟正黑體" w:hAnsi="微軟正黑體" w:eastAsia="微軟正黑體"/>
+          <w:sz w:val="20"/>
+        </w:rPr>
+        <w:t>• 每日最多新增 4 檔、主動移出 4 檔（首次建倉不受限；停損出場不計入）</w:t>
+      </w:r>
+    </w:p>
+    <w:p>
+      <w:pPr>
+        <w:spacing w:after="40"/>
+        <w:ind w:left="280" w:hanging="200"/>
+      </w:pPr>
+      <w:r>
+        <w:rPr>
+          <w:rFonts w:ascii="微軟正黑體" w:hAnsi="微軟正黑體" w:eastAsia="微軟正黑體"/>
+          <w:sz w:val="20"/>
+        </w:rPr>
+        <w:t>• 還原價相對成本（進場日成交均價）下跌超過 12%，且當日沒有新的正面事件 → 出場</w:t>
+      </w:r>
+    </w:p>
+    <w:p>
+      <w:pPr>
+        <w:spacing w:after="40"/>
+        <w:ind w:left="280" w:hanging="200"/>
+      </w:pPr>
+      <w:r>
+        <w:rPr>
+          <w:rFonts w:ascii="微軟正黑體" w:hAnsi="微軟正黑體" w:eastAsia="微軟正黑體"/>
+          <w:sz w:val="20"/>
+        </w:rPr>
+        <w:t>• FOMC 利率決議、NVIDIA 財報、美國大選（config/event_calendar.json）的前一交易日：不新增部位、不升級，既有部位凍結（停損與漂移保護照常）</w:t>
+      </w:r>
+    </w:p>
+    <w:p>
+      <w:pPr>
+        <w:spacing w:after="40"/>
+        <w:ind w:left="280" w:hanging="200"/>
+      </w:pPr>
+      <w:r>
+        <w:rPr>
+          <w:rFonts w:ascii="微軟正黑體" w:hAnsi="微軟正黑體" w:eastAsia="微軟正黑體"/>
+          <w:sz w:val="20"/>
+        </w:rPr>
+        <w:t>• 名單與信心等級沒有新證據就續抱；每次換股往返成本約 0.6%，候選分數變動不是換股理由。</w:t>
+      </w:r>
+    </w:p>
+    <w:p>
+      <w:pPr>
+        <w:spacing w:after="40"/>
+        <w:ind w:left="280" w:hanging="200"/>
+      </w:pPr>
+      <w:r>
+        <w:rPr>
+          <w:rFonts w:ascii="微軟正黑體" w:hAnsi="微軟正黑體" w:eastAsia="微軟正黑體"/>
+          <w:sz w:val="20"/>
+        </w:rPr>
+        <w:t>• 狀態（名單、進場日、引用證據）存於 runs/state/conviction.json，隔日重建成 observation，續抱的推論可重新引用原證據。</w:t>
       </w:r>
     </w:p>
     <w:tbl>
@@ -1264,7 +1460,7 @@
       <w:tr>
         <w:tc>
           <w:tcPr>
-            <w:tcW w:type="dxa" w:w="1400"/>
+            <w:tcW w:type="dxa" w:w="4600"/>
             <w:shd w:val="clear" w:color="auto" w:fill="F2F6FA"/>
           </w:tcPr>
           <w:p>
@@ -1276,13 +1472,13 @@
                 <w:color w:val="1F4E79"/>
                 <w:sz w:val="18"/>
               </w:rPr>
-              <w:t>類別</w:t>
-            </w:r>
-          </w:p>
-        </w:tc>
-        <w:tc>
-          <w:tcPr>
-            <w:tcW w:type="dxa" w:w="7900"/>
+              <w:t>初賽期間高波動事件（美國時間）</w:t>
+            </w:r>
+          </w:p>
+        </w:tc>
+        <w:tc>
+          <w:tcPr>
+            <w:tcW w:type="dxa" w:w="4700"/>
             <w:shd w:val="clear" w:color="auto" w:fill="F2F6FA"/>
           </w:tcPr>
           <w:p>
@@ -1294,7 +1490,7 @@
                 <w:color w:val="1F4E79"/>
                 <w:sz w:val="18"/>
               </w:rPr>
-              <w:t>本 ETF 使用的因子</w:t>
+              <w:t>前一交易日的處理</w:t>
             </w:r>
           </w:p>
         </w:tc>
@@ -1302,31 +1498,31 @@
       <w:tr>
         <w:tc>
           <w:tcPr>
-            <w:tcW w:type="dxa" w:w="1400"/>
-          </w:tcPr>
-          <w:p>
-            <w:r/>
-            <w:r>
-              <w:rPr>
-                <w:rFonts w:ascii="微軟正黑體" w:hAnsi="微軟正黑體" w:eastAsia="微軟正黑體"/>
-                <w:sz w:val="18"/>
-              </w:rPr>
-              <w:t>事件／資訊</w:t>
-            </w:r>
-          </w:p>
-        </w:tc>
-        <w:tc>
-          <w:tcPr>
-            <w:tcW w:type="dxa" w:w="7900"/>
-          </w:tcPr>
-          <w:p>
-            <w:r/>
-            <w:r>
-              <w:rPr>
-                <w:rFonts w:ascii="微軟正黑體" w:hAnsi="微軟正黑體" w:eastAsia="微軟正黑體"/>
-                <w:sz w:val="18"/>
-              </w:rPr>
-              <w:t>財報公告、月營收、法說會、重大訊息（以上來自公開資訊觀測站）</w:t>
+            <w:tcW w:type="dxa" w:w="4600"/>
+          </w:tcPr>
+          <w:p>
+            <w:r/>
+            <w:r>
+              <w:rPr>
+                <w:rFonts w:ascii="微軟正黑體" w:hAnsi="微軟正黑體" w:eastAsia="微軟正黑體"/>
+                <w:sz w:val="18"/>
+              </w:rPr>
+              <w:t>2026-10-28 FOMC 利率決議</w:t>
+            </w:r>
+          </w:p>
+        </w:tc>
+        <w:tc>
+          <w:tcPr>
+            <w:tcW w:type="dxa" w:w="4700"/>
+          </w:tcPr>
+          <w:p>
+            <w:r/>
+            <w:r>
+              <w:rPr>
+                <w:rFonts w:ascii="微軟正黑體" w:hAnsi="微軟正黑體" w:eastAsia="微軟正黑體"/>
+                <w:sz w:val="18"/>
+              </w:rPr>
+              <w:t>不新增、不升級，既有部位凍結</w:t>
             </w:r>
           </w:p>
         </w:tc>
@@ -1334,31 +1530,31 @@
       <w:tr>
         <w:tc>
           <w:tcPr>
-            <w:tcW w:type="dxa" w:w="1400"/>
-          </w:tcPr>
-          <w:p>
-            <w:r/>
-            <w:r>
-              <w:rPr>
-                <w:rFonts w:ascii="微軟正黑體" w:hAnsi="微軟正黑體" w:eastAsia="微軟正黑體"/>
-                <w:sz w:val="18"/>
-              </w:rPr>
-              <w:t>籌碼</w:t>
-            </w:r>
-          </w:p>
-        </w:tc>
-        <w:tc>
-          <w:tcPr>
-            <w:tcW w:type="dxa" w:w="7900"/>
-          </w:tcPr>
-          <w:p>
-            <w:r/>
-            <w:r>
-              <w:rPr>
-                <w:rFonts w:ascii="微軟正黑體" w:hAnsi="微軟正黑體" w:eastAsia="微軟正黑體"/>
-                <w:sz w:val="18"/>
-              </w:rPr>
-              <w:t>投信連續買賣超（三大法人中僅用投信；證交所／櫃買中心公布）</w:t>
+            <w:tcW w:type="dxa" w:w="4600"/>
+          </w:tcPr>
+          <w:p>
+            <w:r/>
+            <w:r>
+              <w:rPr>
+                <w:rFonts w:ascii="微軟正黑體" w:hAnsi="微軟正黑體" w:eastAsia="微軟正黑體"/>
+                <w:sz w:val="18"/>
+              </w:rPr>
+              <w:t>2026-11-03 美國期中選舉</w:t>
+            </w:r>
+          </w:p>
+        </w:tc>
+        <w:tc>
+          <w:tcPr>
+            <w:tcW w:type="dxa" w:w="4700"/>
+          </w:tcPr>
+          <w:p>
+            <w:r/>
+            <w:r>
+              <w:rPr>
+                <w:rFonts w:ascii="微軟正黑體" w:hAnsi="微軟正黑體" w:eastAsia="微軟正黑體"/>
+                <w:sz w:val="18"/>
+              </w:rPr>
+              <w:t>不新增、不升級，既有部位凍結</w:t>
             </w:r>
           </w:p>
         </w:tc>
@@ -1366,63 +1562,31 @@
       <w:tr>
         <w:tc>
           <w:tcPr>
-            <w:tcW w:type="dxa" w:w="1400"/>
-          </w:tcPr>
-          <w:p>
-            <w:r/>
-            <w:r>
-              <w:rPr>
-                <w:rFonts w:ascii="微軟正黑體" w:hAnsi="微軟正黑體" w:eastAsia="微軟正黑體"/>
-                <w:sz w:val="18"/>
-              </w:rPr>
-              <w:t>風險控管</w:t>
-            </w:r>
-          </w:p>
-        </w:tc>
-        <w:tc>
-          <w:tcPr>
-            <w:tcW w:type="dxa" w:w="7900"/>
-          </w:tcPr>
-          <w:p>
-            <w:r/>
-            <w:r>
-              <w:rPr>
-                <w:rFonts w:ascii="微軟正黑體" w:hAnsi="微軟正黑體" w:eastAsia="微軟正黑體"/>
-                <w:sz w:val="18"/>
-              </w:rPr>
-              <w:t>個股與 2330 權重上限、現金下限、Active Share 下限、tilt 總偏離上限、無交易帶、漂移保護</w:t>
-            </w:r>
-          </w:p>
-        </w:tc>
-      </w:tr>
-      <w:tr>
-        <w:tc>
-          <w:tcPr>
-            <w:tcW w:type="dxa" w:w="1400"/>
-          </w:tcPr>
-          <w:p>
-            <w:r/>
-            <w:r>
-              <w:rPr>
-                <w:rFonts w:ascii="微軟正黑體" w:hAnsi="微軟正黑體" w:eastAsia="微軟正黑體"/>
-                <w:sz w:val="18"/>
-              </w:rPr>
-              <w:t>基準</w:t>
-            </w:r>
-          </w:p>
-        </w:tc>
-        <w:tc>
-          <w:tcPr>
-            <w:tcW w:type="dxa" w:w="7900"/>
-          </w:tcPr>
-          <w:p>
-            <w:r/>
-            <w:r>
-              <w:rPr>
-                <w:rFonts w:ascii="微軟正黑體" w:hAnsi="微軟正黑體" w:eastAsia="微軟正黑體"/>
-                <w:sz w:val="18"/>
-              </w:rPr>
-              <w:t>市值（還原收盤價 × 發行股數）加權；市場級背景資訊（名單整體表現、法人、夜盤、美股）僅用於 market_view</w:t>
+            <w:tcW w:type="dxa" w:w="4600"/>
+          </w:tcPr>
+          <w:p>
+            <w:r/>
+            <w:r>
+              <w:rPr>
+                <w:rFonts w:ascii="微軟正黑體" w:hAnsi="微軟正黑體" w:eastAsia="微軟正黑體"/>
+                <w:sz w:val="18"/>
+              </w:rPr>
+              <w:t>2026-11-18 NVIDIA FY2027 Q3 財報（推估）</w:t>
+            </w:r>
+          </w:p>
+        </w:tc>
+        <w:tc>
+          <w:tcPr>
+            <w:tcW w:type="dxa" w:w="4700"/>
+          </w:tcPr>
+          <w:p>
+            <w:r/>
+            <w:r>
+              <w:rPr>
+                <w:rFonts w:ascii="微軟正黑體" w:hAnsi="微軟正黑體" w:eastAsia="微軟正黑體"/>
+                <w:sz w:val="18"/>
+              </w:rPr>
+              <w:t>不新增、不升級，既有部位凍結</w:t>
             </w:r>
           </w:p>
         </w:tc>
@@ -1432,20 +1596,6 @@
       <w:pPr>
         <w:spacing w:after="40"/>
       </w:pPr>
-    </w:p>
-    <w:p>
-      <w:pPr>
-        <w:spacing w:after="80"/>
-      </w:pPr>
-      <w:r>
-        <w:rPr>
-          <w:rFonts w:ascii="微軟正黑體" w:hAnsi="微軟正黑體" w:eastAsia="微軟正黑體"/>
-          <w:b w:val="0"/>
-          <w:i/>
-          <w:sz w:val="18"/>
-        </w:rPr>
-        <w:t>本 ETF 不使用價格動能或技術指標作為 tilt 依據。</w:t>
-      </w:r>
     </w:p>
     <w:tbl>
       <w:tblPr>
@@ -1483,7 +1633,7 @@
                 <w:rFonts w:ascii="微軟正黑體" w:hAnsi="微軟正黑體" w:eastAsia="微軟正黑體"/>
                 <w:sz w:val="18"/>
               </w:rPr>
-              <w:t>• inferences：每筆 tilt 的推論引用上表因子對應的 observation（topic 即依據 id），conclusion 標明依據名稱（財報、月營收、法說會、投信連續買賣超、重大訊息）；沒有引用上述因子事實的 tilt 不會通過檢查，也不會出現在 decisions。</w:t>
+              <w:t>• observations：position_pnl（持有天數、相對成本報酬）與 event_calendar（事件排程）。</w:t>
             </w:r>
           </w:p>
           <w:p>
@@ -1495,7 +1645,19 @@
                 <w:rFonts w:ascii="微軟正黑體" w:hAnsi="微軟正黑體" w:eastAsia="微軟正黑體"/>
                 <w:sz w:val="18"/>
               </w:rPr>
-              <w:t>• market_view：市場級背景（名單整體、法人、夜盤、美股）只作為 regime／stance 的依據，不作為個股 tilt 的依據。</w:t>
+              <w:t>• inferences：停損出場以 position_pnl 為前提；事件前一交易日的 no_trade 推論引用 event_calendar。</w:t>
+            </w:r>
+          </w:p>
+          <w:p>
+            <w:pPr>
+              <w:spacing w:after="20"/>
+            </w:pPr>
+            <w:r>
+              <w:rPr>
+                <w:rFonts w:ascii="微軟正黑體" w:hAnsi="微軟正黑體" w:eastAsia="微軟正黑體"/>
+                <w:sz w:val="18"/>
+              </w:rPr>
+              <w:t>• decisions：停損 → SELL_ALL；未滿 3 日者不會出現在賣出；事件前一交易日不會出現 BUY。</w:t>
             </w:r>
           </w:p>
         </w:tc>
@@ -1518,7 +1680,7 @@
           <w:color w:val="1F4E79"/>
           <w:sz w:val="23"/>
         </w:rPr>
-        <w:t>三、回測摘要</w:t>
+        <w:t>四、代理回測摘要</w:t>
       </w:r>
     </w:p>
     <w:p>
@@ -1532,7 +1694,7 @@
           <w:i w:val="0"/>
           <w:sz w:val="20"/>
         </w:rPr>
-        <w:t>資料期間 2025-01-02 ～ 2026-10-05。投資範圍 150 檔名單是 2026 年 7 月底以市值選出，因此 2026-08-01 之前的回測有前視與倖存者偏誤，只能用來比較參數的相對優劣；本表只列樣本外（2026-08-01 起，44 個交易日）。基準與策略皆含同樣的名單偏誤，所以看相對基準的差異比看絕對報酬可靠。</w:t>
+        <w:t>LLM 無法回測，以「候選池分數前 11 名（前 5 名高、其餘中）」代替 Agent 選股，其餘規則與實盤同一套程式。自 2025-04-01 起每 2 個交易日一個起點、每段 24 個交易日（初賽約 24 日）、從 10 億現金建倉，計算相對「市值加權上限基準（2330 ≤ 20%、其他 ≤ 8%）」的超額報酬分布。</w:t>
       </w:r>
     </w:p>
     <w:tbl>
@@ -1543,16 +1705,18 @@
         <w:tblLook w:firstColumn="1" w:firstRow="1" w:lastColumn="0" w:lastRow="0" w:noHBand="0" w:noVBand="1" w:val="04A0"/>
       </w:tblPr>
       <w:tblGrid>
-        <w:gridCol w:w="1661"/>
-        <w:gridCol w:w="1661"/>
-        <w:gridCol w:w="1661"/>
-        <w:gridCol w:w="1661"/>
-        <w:gridCol w:w="1661"/>
+        <w:gridCol w:w="1187"/>
+        <w:gridCol w:w="1187"/>
+        <w:gridCol w:w="1187"/>
+        <w:gridCol w:w="1187"/>
+        <w:gridCol w:w="1187"/>
+        <w:gridCol w:w="1187"/>
+        <w:gridCol w:w="1187"/>
       </w:tblGrid>
       <w:tr>
         <w:tc>
           <w:tcPr>
-            <w:tcW w:type="dxa" w:w="3400"/>
+            <w:tcW w:type="dxa" w:w="3000"/>
             <w:shd w:val="clear" w:color="auto" w:fill="F2F6FA"/>
           </w:tcPr>
           <w:p>
@@ -1564,13 +1728,13 @@
                 <w:color w:val="1F4E79"/>
                 <w:sz w:val="18"/>
               </w:rPr>
-              <w:t>樣本外</w:t>
-            </w:r>
-          </w:p>
-        </w:tc>
-        <w:tc>
-          <w:tcPr>
-            <w:tcW w:type="dxa" w:w="1900"/>
+              <w:t>24 日窗口</w:t>
+            </w:r>
+          </w:p>
+        </w:tc>
+        <w:tc>
+          <w:tcPr>
+            <w:tcW w:type="dxa" w:w="900"/>
             <w:shd w:val="clear" w:color="auto" w:fill="F2F6FA"/>
           </w:tcPr>
           <w:p>
@@ -1582,13 +1746,13 @@
                 <w:color w:val="1F4E79"/>
                 <w:sz w:val="18"/>
               </w:rPr>
-              <w:t>報酬</w:t>
-            </w:r>
-          </w:p>
-        </w:tc>
-        <w:tc>
-          <w:tcPr>
-            <w:tcW w:type="dxa" w:w="1600"/>
+              <w:t>窗口數</w:t>
+            </w:r>
+          </w:p>
+        </w:tc>
+        <w:tc>
+          <w:tcPr>
+            <w:tcW w:type="dxa" w:w="1200"/>
             <w:shd w:val="clear" w:color="auto" w:fill="F2F6FA"/>
           </w:tcPr>
           <w:p>
@@ -1600,13 +1764,13 @@
                 <w:color w:val="1F4E79"/>
                 <w:sz w:val="18"/>
               </w:rPr>
-              <w:t>最大回檔</w:t>
-            </w:r>
-          </w:p>
-        </w:tc>
-        <w:tc>
-          <w:tcPr>
-            <w:tcW w:type="dxa" w:w="1500"/>
+              <w:t>P(超額 &gt; +5%)</w:t>
+            </w:r>
+          </w:p>
+        </w:tc>
+        <w:tc>
+          <w:tcPr>
+            <w:tcW w:type="dxa" w:w="1100"/>
             <w:shd w:val="clear" w:color="auto" w:fill="F2F6FA"/>
           </w:tcPr>
           <w:p>
@@ -1618,13 +1782,13 @@
                 <w:color w:val="1F4E79"/>
                 <w:sz w:val="18"/>
               </w:rPr>
-              <w:t>Active Share 最低</w:t>
-            </w:r>
-          </w:p>
-        </w:tc>
-        <w:tc>
-          <w:tcPr>
-            <w:tcW w:type="dxa" w:w="900"/>
+              <w:t>P(&gt; +10%)</w:t>
+            </w:r>
+          </w:p>
+        </w:tc>
+        <w:tc>
+          <w:tcPr>
+            <w:tcW w:type="dxa" w:w="1100"/>
             <w:shd w:val="clear" w:color="auto" w:fill="F2F6FA"/>
           </w:tcPr>
           <w:p>
@@ -1636,7 +1800,43 @@
                 <w:color w:val="1F4E79"/>
                 <w:sz w:val="18"/>
               </w:rPr>
-              <w:t>年換手</w:t>
+              <w:t>P(&lt; −10%)</w:t>
+            </w:r>
+          </w:p>
+        </w:tc>
+        <w:tc>
+          <w:tcPr>
+            <w:tcW w:type="dxa" w:w="1000"/>
+            <w:shd w:val="clear" w:color="auto" w:fill="F2F6FA"/>
+          </w:tcPr>
+          <w:p>
+            <w:r/>
+            <w:r>
+              <w:rPr>
+                <w:rFonts w:ascii="微軟正黑體" w:hAnsi="微軟正黑體" w:eastAsia="微軟正黑體"/>
+                <w:b/>
+                <w:color w:val="1F4E79"/>
+                <w:sz w:val="18"/>
+              </w:rPr>
+              <w:t>平均超額</w:t>
+            </w:r>
+          </w:p>
+        </w:tc>
+        <w:tc>
+          <w:tcPr>
+            <w:tcW w:type="dxa" w:w="1000"/>
+            <w:shd w:val="clear" w:color="auto" w:fill="F2F6FA"/>
+          </w:tcPr>
+          <w:p>
+            <w:r/>
+            <w:r>
+              <w:rPr>
+                <w:rFonts w:ascii="微軟正黑體" w:hAnsi="微軟正黑體" w:eastAsia="微軟正黑體"/>
+                <w:b/>
+                <w:color w:val="1F4E79"/>
+                <w:sz w:val="18"/>
+              </w:rPr>
+              <w:t>平均 MDD</w:t>
             </w:r>
           </w:p>
         </w:tc>
@@ -1644,61 +1844,16 @@
       <w:tr>
         <w:tc>
           <w:tcPr>
-            <w:tcW w:type="dxa" w:w="3400"/>
-          </w:tcPr>
-          <w:p>
-            <w:r/>
-            <w:r>
-              <w:rPr>
-                <w:rFonts w:ascii="微軟正黑體" w:hAnsi="微軟正黑體" w:eastAsia="微軟正黑體"/>
-                <w:sz w:val="18"/>
-              </w:rPr>
-              <w:t>150 檔等權（基準 a）</w:t>
-            </w:r>
-          </w:p>
-        </w:tc>
-        <w:tc>
-          <w:tcPr>
-            <w:tcW w:type="dxa" w:w="1900"/>
-          </w:tcPr>
-          <w:p>
-            <w:r/>
-            <w:r>
-              <w:rPr>
-                <w:rFonts w:ascii="微軟正黑體" w:hAnsi="微軟正黑體" w:eastAsia="微軟正黑體"/>
-                <w:sz w:val="18"/>
-              </w:rPr>
-              <w:t>+22.1%</w:t>
-            </w:r>
-          </w:p>
-        </w:tc>
-        <w:tc>
-          <w:tcPr>
-            <w:tcW w:type="dxa" w:w="1600"/>
-          </w:tcPr>
-          <w:p>
-            <w:r/>
-            <w:r>
-              <w:rPr>
-                <w:rFonts w:ascii="微軟正黑體" w:hAnsi="微軟正黑體" w:eastAsia="微軟正黑體"/>
-                <w:sz w:val="18"/>
-              </w:rPr>
-              <w:t>-5.0%</w:t>
-            </w:r>
-          </w:p>
-        </w:tc>
-        <w:tc>
-          <w:tcPr>
-            <w:tcW w:type="dxa" w:w="1500"/>
-          </w:tcPr>
-          <w:p>
-            <w:r/>
-            <w:r>
-              <w:rPr>
-                <w:rFonts w:ascii="微軟正黑體" w:hAnsi="微軟正黑體" w:eastAsia="微軟正黑體"/>
-                <w:sz w:val="18"/>
-              </w:rPr>
-              <w:t>—</w:t>
+            <w:tcW w:type="dxa" w:w="3000"/>
+          </w:tcPr>
+          <w:p>
+            <w:r/>
+            <w:r>
+              <w:rPr>
+                <w:rFonts w:ascii="微軟正黑體" w:hAnsi="微軟正黑體" w:eastAsia="微軟正黑體"/>
+                <w:sz w:val="18"/>
+              </w:rPr>
+              <w:t>代理（嚴格前 11 名）</w:t>
             </w:r>
           </w:p>
         </w:tc>
@@ -1713,7 +1868,82 @@
                 <w:rFonts w:ascii="微軟正黑體" w:hAnsi="微軟正黑體" w:eastAsia="微軟正黑體"/>
                 <w:sz w:val="18"/>
               </w:rPr>
-              <w:t>—</w:t>
+              <w:t>171</w:t>
+            </w:r>
+          </w:p>
+        </w:tc>
+        <w:tc>
+          <w:tcPr>
+            <w:tcW w:type="dxa" w:w="1200"/>
+          </w:tcPr>
+          <w:p>
+            <w:r/>
+            <w:r>
+              <w:rPr>
+                <w:rFonts w:ascii="微軟正黑體" w:hAnsi="微軟正黑體" w:eastAsia="微軟正黑體"/>
+                <w:sz w:val="18"/>
+              </w:rPr>
+              <w:t>19%</w:t>
+            </w:r>
+          </w:p>
+        </w:tc>
+        <w:tc>
+          <w:tcPr>
+            <w:tcW w:type="dxa" w:w="1100"/>
+          </w:tcPr>
+          <w:p>
+            <w:r/>
+            <w:r>
+              <w:rPr>
+                <w:rFonts w:ascii="微軟正黑體" w:hAnsi="微軟正黑體" w:eastAsia="微軟正黑體"/>
+                <w:sz w:val="18"/>
+              </w:rPr>
+              <w:t>4%</w:t>
+            </w:r>
+          </w:p>
+        </w:tc>
+        <w:tc>
+          <w:tcPr>
+            <w:tcW w:type="dxa" w:w="1100"/>
+          </w:tcPr>
+          <w:p>
+            <w:r/>
+            <w:r>
+              <w:rPr>
+                <w:rFonts w:ascii="微軟正黑體" w:hAnsi="微軟正黑體" w:eastAsia="微軟正黑體"/>
+                <w:sz w:val="18"/>
+              </w:rPr>
+              <w:t>12%</w:t>
+            </w:r>
+          </w:p>
+        </w:tc>
+        <w:tc>
+          <w:tcPr>
+            <w:tcW w:type="dxa" w:w="1000"/>
+          </w:tcPr>
+          <w:p>
+            <w:r/>
+            <w:r>
+              <w:rPr>
+                <w:rFonts w:ascii="微軟正黑體" w:hAnsi="微軟正黑體" w:eastAsia="微軟正黑體"/>
+                <w:sz w:val="18"/>
+              </w:rPr>
+              <w:t>-1.3%</w:t>
+            </w:r>
+          </w:p>
+        </w:tc>
+        <w:tc>
+          <w:tcPr>
+            <w:tcW w:type="dxa" w:w="1000"/>
+          </w:tcPr>
+          <w:p>
+            <w:r/>
+            <w:r>
+              <w:rPr>
+                <w:rFonts w:ascii="微軟正黑體" w:hAnsi="微軟正黑體" w:eastAsia="微軟正黑體"/>
+                <w:sz w:val="18"/>
+              </w:rPr>
+              <w:t>-7.3%</w:t>
             </w:r>
           </w:p>
         </w:tc>
@@ -1721,61 +1951,16 @@
       <w:tr>
         <w:tc>
           <w:tcPr>
-            <w:tcW w:type="dxa" w:w="3400"/>
-          </w:tcPr>
-          <w:p>
-            <w:r/>
-            <w:r>
-              <w:rPr>
-                <w:rFonts w:ascii="微軟正黑體" w:hAnsi="微軟正黑體" w:eastAsia="微軟正黑體"/>
-                <w:sz w:val="18"/>
-              </w:rPr>
-              <w:t>市值加權上限（基準 b）</w:t>
-            </w:r>
-          </w:p>
-        </w:tc>
-        <w:tc>
-          <w:tcPr>
-            <w:tcW w:type="dxa" w:w="1900"/>
-          </w:tcPr>
-          <w:p>
-            <w:r/>
-            <w:r>
-              <w:rPr>
-                <w:rFonts w:ascii="微軟正黑體" w:hAnsi="微軟正黑體" w:eastAsia="微軟正黑體"/>
-                <w:sz w:val="18"/>
-              </w:rPr>
-              <w:t>+20.8%</w:t>
-            </w:r>
-          </w:p>
-        </w:tc>
-        <w:tc>
-          <w:tcPr>
-            <w:tcW w:type="dxa" w:w="1600"/>
-          </w:tcPr>
-          <w:p>
-            <w:r/>
-            <w:r>
-              <w:rPr>
-                <w:rFonts w:ascii="微軟正黑體" w:hAnsi="微軟正黑體" w:eastAsia="微軟正黑體"/>
-                <w:sz w:val="18"/>
-              </w:rPr>
-              <w:t>-4.3%</w:t>
-            </w:r>
-          </w:p>
-        </w:tc>
-        <w:tc>
-          <w:tcPr>
-            <w:tcW w:type="dxa" w:w="1500"/>
-          </w:tcPr>
-          <w:p>
-            <w:r/>
-            <w:r>
-              <w:rPr>
-                <w:rFonts w:ascii="微軟正黑體" w:hAnsi="微軟正黑體" w:eastAsia="微軟正黑體"/>
-                <w:sz w:val="18"/>
-              </w:rPr>
-              <w:t>—</w:t>
+            <w:tcW w:type="dxa" w:w="3000"/>
+          </w:tcPr>
+          <w:p>
+            <w:r/>
+            <w:r>
+              <w:rPr>
+                <w:rFonts w:ascii="微軟正黑體" w:hAnsi="微軟正黑體" w:eastAsia="微軟正黑體"/>
+                <w:sz w:val="18"/>
+              </w:rPr>
+              <w:t xml:space="preserve">　其中樣本外</w:t>
             </w:r>
           </w:p>
         </w:tc>
@@ -1790,7 +1975,82 @@
                 <w:rFonts w:ascii="微軟正黑體" w:hAnsi="微軟正黑體" w:eastAsia="微軟正黑體"/>
                 <w:sz w:val="18"/>
               </w:rPr>
-              <w:t>—</w:t>
+              <w:t>11</w:t>
+            </w:r>
+          </w:p>
+        </w:tc>
+        <w:tc>
+          <w:tcPr>
+            <w:tcW w:type="dxa" w:w="1200"/>
+          </w:tcPr>
+          <w:p>
+            <w:r/>
+            <w:r>
+              <w:rPr>
+                <w:rFonts w:ascii="微軟正黑體" w:hAnsi="微軟正黑體" w:eastAsia="微軟正黑體"/>
+                <w:sz w:val="18"/>
+              </w:rPr>
+              <w:t>0%</w:t>
+            </w:r>
+          </w:p>
+        </w:tc>
+        <w:tc>
+          <w:tcPr>
+            <w:tcW w:type="dxa" w:w="1100"/>
+          </w:tcPr>
+          <w:p>
+            <w:r/>
+            <w:r>
+              <w:rPr>
+                <w:rFonts w:ascii="微軟正黑體" w:hAnsi="微軟正黑體" w:eastAsia="微軟正黑體"/>
+                <w:sz w:val="18"/>
+              </w:rPr>
+              <w:t>0%</w:t>
+            </w:r>
+          </w:p>
+        </w:tc>
+        <w:tc>
+          <w:tcPr>
+            <w:tcW w:type="dxa" w:w="1100"/>
+          </w:tcPr>
+          <w:p>
+            <w:r/>
+            <w:r>
+              <w:rPr>
+                <w:rFonts w:ascii="微軟正黑體" w:hAnsi="微軟正黑體" w:eastAsia="微軟正黑體"/>
+                <w:sz w:val="18"/>
+              </w:rPr>
+              <w:t>64%</w:t>
+            </w:r>
+          </w:p>
+        </w:tc>
+        <w:tc>
+          <w:tcPr>
+            <w:tcW w:type="dxa" w:w="1000"/>
+          </w:tcPr>
+          <w:p>
+            <w:r/>
+            <w:r>
+              <w:rPr>
+                <w:rFonts w:ascii="微軟正黑體" w:hAnsi="微軟正黑體" w:eastAsia="微軟正黑體"/>
+                <w:sz w:val="18"/>
+              </w:rPr>
+              <w:t>-11.2%</w:t>
+            </w:r>
+          </w:p>
+        </w:tc>
+        <w:tc>
+          <w:tcPr>
+            <w:tcW w:type="dxa" w:w="1000"/>
+          </w:tcPr>
+          <w:p>
+            <w:r/>
+            <w:r>
+              <w:rPr>
+                <w:rFonts w:ascii="微軟正黑體" w:hAnsi="微軟正黑體" w:eastAsia="微軟正黑體"/>
+                <w:sz w:val="18"/>
+              </w:rPr>
+              <w:t>-8.3%</w:t>
             </w:r>
           </w:p>
         </w:tc>
@@ -1798,61 +2058,16 @@
       <w:tr>
         <w:tc>
           <w:tcPr>
-            <w:tcW w:type="dxa" w:w="3400"/>
-          </w:tcPr>
-          <w:p>
-            <w:r/>
-            <w:r>
-              <w:rPr>
-                <w:rFonts w:ascii="微軟正黑體" w:hAnsi="微軟正黑體" w:eastAsia="微軟正黑體"/>
-                <w:sz w:val="18"/>
-              </w:rPr>
-              <w:t>本 ETF 基準（無 tilt）</w:t>
-            </w:r>
-          </w:p>
-        </w:tc>
-        <w:tc>
-          <w:tcPr>
-            <w:tcW w:type="dxa" w:w="1900"/>
-          </w:tcPr>
-          <w:p>
-            <w:r/>
-            <w:r>
-              <w:rPr>
-                <w:rFonts w:ascii="微軟正黑體" w:hAnsi="微軟正黑體" w:eastAsia="微軟正黑體"/>
-                <w:sz w:val="18"/>
-              </w:rPr>
-              <w:t>+21.0%</w:t>
-            </w:r>
-          </w:p>
-        </w:tc>
-        <w:tc>
-          <w:tcPr>
-            <w:tcW w:type="dxa" w:w="1600"/>
-          </w:tcPr>
-          <w:p>
-            <w:r/>
-            <w:r>
-              <w:rPr>
-                <w:rFonts w:ascii="微軟正黑體" w:hAnsi="微軟正黑體" w:eastAsia="微軟正黑體"/>
-                <w:sz w:val="18"/>
-              </w:rPr>
-              <w:t>-5.0%</w:t>
-            </w:r>
-          </w:p>
-        </w:tc>
-        <w:tc>
-          <w:tcPr>
-            <w:tcW w:type="dxa" w:w="1500"/>
-          </w:tcPr>
-          <w:p>
-            <w:r/>
-            <w:r>
-              <w:rPr>
-                <w:rFonts w:ascii="微軟正黑體" w:hAnsi="微軟正黑體" w:eastAsia="微軟正黑體"/>
-                <w:sz w:val="18"/>
-              </w:rPr>
-              <w:t>21.8%</w:t>
+            <w:tcW w:type="dxa" w:w="3000"/>
+          </w:tcPr>
+          <w:p>
+            <w:r/>
+            <w:r>
+              <w:rPr>
+                <w:rFonts w:ascii="微軟正黑體" w:hAnsi="微軟正黑體" w:eastAsia="微軟正黑體"/>
+                <w:sz w:val="18"/>
+              </w:rPr>
+              <w:t>遲滯代理（名次 ≤ 30 續抱）</w:t>
             </w:r>
           </w:p>
         </w:tc>
@@ -1867,7 +2082,82 @@
                 <w:rFonts w:ascii="微軟正黑體" w:hAnsi="微軟正黑體" w:eastAsia="微軟正黑體"/>
                 <w:sz w:val="18"/>
               </w:rPr>
-              <w:t>3.3x</w:t>
+              <w:t>171</w:t>
+            </w:r>
+          </w:p>
+        </w:tc>
+        <w:tc>
+          <w:tcPr>
+            <w:tcW w:type="dxa" w:w="1200"/>
+          </w:tcPr>
+          <w:p>
+            <w:r/>
+            <w:r>
+              <w:rPr>
+                <w:rFonts w:ascii="微軟正黑體" w:hAnsi="微軟正黑體" w:eastAsia="微軟正黑體"/>
+                <w:sz w:val="18"/>
+              </w:rPr>
+              <w:t>26%</w:t>
+            </w:r>
+          </w:p>
+        </w:tc>
+        <w:tc>
+          <w:tcPr>
+            <w:tcW w:type="dxa" w:w="1100"/>
+          </w:tcPr>
+          <w:p>
+            <w:r/>
+            <w:r>
+              <w:rPr>
+                <w:rFonts w:ascii="微軟正黑體" w:hAnsi="微軟正黑體" w:eastAsia="微軟正黑體"/>
+                <w:sz w:val="18"/>
+              </w:rPr>
+              <w:t>13%</w:t>
+            </w:r>
+          </w:p>
+        </w:tc>
+        <w:tc>
+          <w:tcPr>
+            <w:tcW w:type="dxa" w:w="1100"/>
+          </w:tcPr>
+          <w:p>
+            <w:r/>
+            <w:r>
+              <w:rPr>
+                <w:rFonts w:ascii="微軟正黑體" w:hAnsi="微軟正黑體" w:eastAsia="微軟正黑體"/>
+                <w:sz w:val="18"/>
+              </w:rPr>
+              <w:t>10%</w:t>
+            </w:r>
+          </w:p>
+        </w:tc>
+        <w:tc>
+          <w:tcPr>
+            <w:tcW w:type="dxa" w:w="1000"/>
+          </w:tcPr>
+          <w:p>
+            <w:r/>
+            <w:r>
+              <w:rPr>
+                <w:rFonts w:ascii="微軟正黑體" w:hAnsi="微軟正黑體" w:eastAsia="微軟正黑體"/>
+                <w:sz w:val="18"/>
+              </w:rPr>
+              <w:t>+0.4%</w:t>
+            </w:r>
+          </w:p>
+        </w:tc>
+        <w:tc>
+          <w:tcPr>
+            <w:tcW w:type="dxa" w:w="1000"/>
+          </w:tcPr>
+          <w:p>
+            <w:r/>
+            <w:r>
+              <w:rPr>
+                <w:rFonts w:ascii="微軟正黑體" w:hAnsi="微軟正黑體" w:eastAsia="微軟正黑體"/>
+                <w:sz w:val="18"/>
+              </w:rPr>
+              <w:t>-7.2%</w:t>
             </w:r>
           </w:p>
         </w:tc>
@@ -1875,61 +2165,16 @@
       <w:tr>
         <w:tc>
           <w:tcPr>
-            <w:tcW w:type="dxa" w:w="3400"/>
-          </w:tcPr>
-          <w:p>
-            <w:r/>
-            <w:r>
-              <w:rPr>
-                <w:rFonts w:ascii="微軟正黑體" w:hAnsi="微軟正黑體" w:eastAsia="微軟正黑體"/>
-                <w:sz w:val="18"/>
-              </w:rPr>
-              <w:t>本 ETF＋隨機 tilt（平均，模擬 Agent 雜訊 ×100）</w:t>
-            </w:r>
-          </w:p>
-        </w:tc>
-        <w:tc>
-          <w:tcPr>
-            <w:tcW w:type="dxa" w:w="1900"/>
-          </w:tcPr>
-          <w:p>
-            <w:r/>
-            <w:r>
-              <w:rPr>
-                <w:rFonts w:ascii="微軟正黑體" w:hAnsi="微軟正黑體" w:eastAsia="微軟正黑體"/>
-                <w:sz w:val="18"/>
-              </w:rPr>
-              <w:t>+19.9%</w:t>
-            </w:r>
-          </w:p>
-        </w:tc>
-        <w:tc>
-          <w:tcPr>
-            <w:tcW w:type="dxa" w:w="1600"/>
-          </w:tcPr>
-          <w:p>
-            <w:r/>
-            <w:r>
-              <w:rPr>
-                <w:rFonts w:ascii="微軟正黑體" w:hAnsi="微軟正黑體" w:eastAsia="微軟正黑體"/>
-                <w:sz w:val="18"/>
-              </w:rPr>
-              <w:t>-4.9%</w:t>
-            </w:r>
-          </w:p>
-        </w:tc>
-        <w:tc>
-          <w:tcPr>
-            <w:tcW w:type="dxa" w:w="1500"/>
-          </w:tcPr>
-          <w:p>
-            <w:r/>
-            <w:r>
-              <w:rPr>
-                <w:rFonts w:ascii="微軟正黑體" w:hAnsi="微軟正黑體" w:eastAsia="微軟正黑體"/>
-                <w:sz w:val="18"/>
-              </w:rPr>
-              <w:t>17.2%（最低）</w:t>
+            <w:tcW w:type="dxa" w:w="3000"/>
+          </w:tcPr>
+          <w:p>
+            <w:r/>
+            <w:r>
+              <w:rPr>
+                <w:rFonts w:ascii="微軟正黑體" w:hAnsi="微軟正黑體" w:eastAsia="微軟正黑體"/>
+                <w:sz w:val="18"/>
+              </w:rPr>
+              <w:t>2330 固定高信心＋前 10 名</w:t>
             </w:r>
           </w:p>
         </w:tc>
@@ -1944,7 +2189,82 @@
                 <w:rFonts w:ascii="微軟正黑體" w:hAnsi="微軟正黑體" w:eastAsia="微軟正黑體"/>
                 <w:sz w:val="18"/>
               </w:rPr>
-              <w:t>6.7x</w:t>
+              <w:t>171</w:t>
+            </w:r>
+          </w:p>
+        </w:tc>
+        <w:tc>
+          <w:tcPr>
+            <w:tcW w:type="dxa" w:w="1200"/>
+          </w:tcPr>
+          <w:p>
+            <w:r/>
+            <w:r>
+              <w:rPr>
+                <w:rFonts w:ascii="微軟正黑體" w:hAnsi="微軟正黑體" w:eastAsia="微軟正黑體"/>
+                <w:sz w:val="18"/>
+              </w:rPr>
+              <w:t>13%</w:t>
+            </w:r>
+          </w:p>
+        </w:tc>
+        <w:tc>
+          <w:tcPr>
+            <w:tcW w:type="dxa" w:w="1100"/>
+          </w:tcPr>
+          <w:p>
+            <w:r/>
+            <w:r>
+              <w:rPr>
+                <w:rFonts w:ascii="微軟正黑體" w:hAnsi="微軟正黑體" w:eastAsia="微軟正黑體"/>
+                <w:sz w:val="18"/>
+              </w:rPr>
+              <w:t>3%</w:t>
+            </w:r>
+          </w:p>
+        </w:tc>
+        <w:tc>
+          <w:tcPr>
+            <w:tcW w:type="dxa" w:w="1100"/>
+          </w:tcPr>
+          <w:p>
+            <w:r/>
+            <w:r>
+              <w:rPr>
+                <w:rFonts w:ascii="微軟正黑體" w:hAnsi="微軟正黑體" w:eastAsia="微軟正黑體"/>
+                <w:sz w:val="18"/>
+              </w:rPr>
+              <w:t>12%</w:t>
+            </w:r>
+          </w:p>
+        </w:tc>
+        <w:tc>
+          <w:tcPr>
+            <w:tcW w:type="dxa" w:w="1000"/>
+          </w:tcPr>
+          <w:p>
+            <w:r/>
+            <w:r>
+              <w:rPr>
+                <w:rFonts w:ascii="微軟正黑體" w:hAnsi="微軟正黑體" w:eastAsia="微軟正黑體"/>
+                <w:sz w:val="18"/>
+              </w:rPr>
+              <w:t>-1.2%</w:t>
+            </w:r>
+          </w:p>
+        </w:tc>
+        <w:tc>
+          <w:tcPr>
+            <w:tcW w:type="dxa" w:w="1000"/>
+          </w:tcPr>
+          <w:p>
+            <w:r/>
+            <w:r>
+              <w:rPr>
+                <w:rFonts w:ascii="微軟正黑體" w:hAnsi="微軟正黑體" w:eastAsia="微軟正黑體"/>
+                <w:sz w:val="18"/>
+              </w:rPr>
+              <w:t>-7.1%</w:t>
             </w:r>
           </w:p>
         </w:tc>
@@ -1952,61 +2272,16 @@
       <w:tr>
         <w:tc>
           <w:tcPr>
-            <w:tcW w:type="dxa" w:w="3400"/>
-          </w:tcPr>
-          <w:p>
-            <w:r/>
-            <w:r>
-              <w:rPr>
-                <w:rFonts w:ascii="微軟正黑體" w:hAnsi="微軟正黑體" w:eastAsia="微軟正黑體"/>
-                <w:sz w:val="18"/>
-              </w:rPr>
-              <w:t xml:space="preserve">　└ 5%～95% 區間</w:t>
-            </w:r>
-          </w:p>
-        </w:tc>
-        <w:tc>
-          <w:tcPr>
-            <w:tcW w:type="dxa" w:w="1900"/>
-          </w:tcPr>
-          <w:p>
-            <w:r/>
-            <w:r>
-              <w:rPr>
-                <w:rFonts w:ascii="微軟正黑體" w:hAnsi="微軟正黑體" w:eastAsia="微軟正黑體"/>
-                <w:sz w:val="18"/>
-              </w:rPr>
-              <w:t>+18.2% ～ +21.7%</w:t>
-            </w:r>
-          </w:p>
-        </w:tc>
-        <w:tc>
-          <w:tcPr>
-            <w:tcW w:type="dxa" w:w="1600"/>
-          </w:tcPr>
-          <w:p>
-            <w:r/>
-            <w:r>
-              <w:rPr>
-                <w:rFonts w:ascii="微軟正黑體" w:hAnsi="微軟正黑體" w:eastAsia="微軟正黑體"/>
-                <w:sz w:val="18"/>
-              </w:rPr>
-              <w:t>最差 -5.6%</w:t>
-            </w:r>
-          </w:p>
-        </w:tc>
-        <w:tc>
-          <w:tcPr>
-            <w:tcW w:type="dxa" w:w="1500"/>
-          </w:tcPr>
-          <w:p>
-            <w:r/>
-            <w:r>
-              <w:rPr>
-                <w:rFonts w:ascii="微軟正黑體" w:hAnsi="微軟正黑體" w:eastAsia="微軟正黑體"/>
-                <w:sz w:val="18"/>
-              </w:rPr>
-              <w:t>—</w:t>
+            <w:tcW w:type="dxa" w:w="3000"/>
+          </w:tcPr>
+          <w:p>
+            <w:r/>
+            <w:r>
+              <w:rPr>
+                <w:rFonts w:ascii="微軟正黑體" w:hAnsi="微軟正黑體" w:eastAsia="微軟正黑體"/>
+                <w:sz w:val="18"/>
+              </w:rPr>
+              <w:t>對照：合規基準 A（降級保底）</w:t>
             </w:r>
           </w:p>
         </w:tc>
@@ -2021,7 +2296,82 @@
                 <w:rFonts w:ascii="微軟正黑體" w:hAnsi="微軟正黑體" w:eastAsia="微軟正黑體"/>
                 <w:sz w:val="18"/>
               </w:rPr>
-              <w:t>—</w:t>
+              <w:t>171</w:t>
+            </w:r>
+          </w:p>
+        </w:tc>
+        <w:tc>
+          <w:tcPr>
+            <w:tcW w:type="dxa" w:w="1200"/>
+          </w:tcPr>
+          <w:p>
+            <w:r/>
+            <w:r>
+              <w:rPr>
+                <w:rFonts w:ascii="微軟正黑體" w:hAnsi="微軟正黑體" w:eastAsia="微軟正黑體"/>
+                <w:sz w:val="18"/>
+              </w:rPr>
+              <w:t>2%</w:t>
+            </w:r>
+          </w:p>
+        </w:tc>
+        <w:tc>
+          <w:tcPr>
+            <w:tcW w:type="dxa" w:w="1100"/>
+          </w:tcPr>
+          <w:p>
+            <w:r/>
+            <w:r>
+              <w:rPr>
+                <w:rFonts w:ascii="微軟正黑體" w:hAnsi="微軟正黑體" w:eastAsia="微軟正黑體"/>
+                <w:sz w:val="18"/>
+              </w:rPr>
+              <w:t>0%</w:t>
+            </w:r>
+          </w:p>
+        </w:tc>
+        <w:tc>
+          <w:tcPr>
+            <w:tcW w:type="dxa" w:w="1100"/>
+          </w:tcPr>
+          <w:p>
+            <w:r/>
+            <w:r>
+              <w:rPr>
+                <w:rFonts w:ascii="微軟正黑體" w:hAnsi="微軟正黑體" w:eastAsia="微軟正黑體"/>
+                <w:sz w:val="18"/>
+              </w:rPr>
+              <w:t>0%</w:t>
+            </w:r>
+          </w:p>
+        </w:tc>
+        <w:tc>
+          <w:tcPr>
+            <w:tcW w:type="dxa" w:w="1000"/>
+          </w:tcPr>
+          <w:p>
+            <w:r/>
+            <w:r>
+              <w:rPr>
+                <w:rFonts w:ascii="微軟正黑體" w:hAnsi="微軟正黑體" w:eastAsia="微軟正黑體"/>
+                <w:sz w:val="18"/>
+              </w:rPr>
+              <w:t>-0.9%</w:t>
+            </w:r>
+          </w:p>
+        </w:tc>
+        <w:tc>
+          <w:tcPr>
+            <w:tcW w:type="dxa" w:w="1000"/>
+          </w:tcPr>
+          <w:p>
+            <w:r/>
+            <w:r>
+              <w:rPr>
+                <w:rFonts w:ascii="微軟正黑體" w:hAnsi="微軟正黑體" w:eastAsia="微軟正黑體"/>
+                <w:sz w:val="18"/>
+              </w:rPr>
+              <w:t>-5.4%</w:t>
             </w:r>
           </w:p>
         </w:tc>
@@ -2042,7 +2392,7 @@
           <w:rFonts w:ascii="微軟正黑體" w:hAnsi="微軟正黑體" w:eastAsia="微軟正黑體"/>
           <w:sz w:val="19"/>
         </w:rPr>
-        <w:t>• 隨機 tilt（每次 5 檔、±1～3%）沒有資訊含量，反映的是『Agent 判斷失誤的成本』：樣本外相對市值加權上限基準平均 -0.9%（5%～95%：-2.6% ～ +0.8%），最大回檔平均 -4.9%，與基準相近，損失有界。</w:t>
+        <w:t>• 代理的 24 日超額 5%～95% 區間為 -13.5% ～ +8.9%，平均換手 3.3 倍、費用與證交稅平均 1.8%：集中策略確實拉大與大盤的偏離，但左尾同樣變厚，換手成本是主要拖累。</w:t>
       </w:r>
     </w:p>
     <w:p>
@@ -2055,7 +2405,7 @@
           <w:rFonts w:ascii="微軟正黑體" w:hAnsi="微軟正黑體" w:eastAsia="微軟正黑體"/>
           <w:sz w:val="19"/>
         </w:rPr>
-        <w:t>• 框架檢查：100 次模擬、每日期末檢查，持股檔數違規 0、權重上限違規 0、現金比違規 0；Active Share 單日低於 20% 共 18 天、最長連續 1 日（官方取消資格條件為連續 2 日）。</w:t>
+        <w:t>• 樣本外（窗口起點 ≥ 2026-08-01）只有 11 個彼此重疊的窗口，平均超額 -11.2%；此期間市值加權基準大漲，集中組合明顯落後，顯示策略的勝負高度依賴選股是否抓到當期主流。</w:t>
       </w:r>
     </w:p>
     <w:p>
@@ -2068,7 +2418,7 @@
           <w:rFonts w:ascii="微軟正黑體" w:hAnsi="微軟正黑體" w:eastAsia="微軟正黑體"/>
           <w:sz w:val="19"/>
         </w:rPr>
-        <w:t>• 壓力測試（tilt 每天都變，30 次）：樣本外平均 +17.8%，年換手 28x——tilt 頻繁變動的成本很高，因此規則要求最短持有 5 日、無新事件不變動。</w:t>
+        <w:t>• 違規檢查（逐日期末）：持股檔數 0、現金 0、Active Share &lt; 15% 共 0 天；單檔超過 10% 的 79 天皆為收盤價漂移，隔日減回（官方給 5 個交易日調整）。</w:t>
       </w:r>
     </w:p>
     <w:p>
@@ -2081,7 +2431,7 @@
           <w:rFonts w:ascii="微軟正黑體" w:hAnsi="微軟正黑體" w:eastAsia="微軟正黑體"/>
           <w:sz w:val="19"/>
         </w:rPr>
-        <w:t>• 回測不證明 Agent 能創造超額報酬：真實 Agent 的 tilt 有資訊含量與否，要靠初賽期間的實際表現檢驗。樣本外僅 44 個交易日，統計誤差大；Active Share 以 2026-10-06 的主動型 ETF 前 10 大持股快照近似；未計股利。</w:t>
+        <w:t>• 名單偏誤：150 檔是 2026 年 7 月底依市值選出，之前的回測有前視與倖存者偏誤，動能／籌碼分數尤其容易買到事後的贏家；主動型 ETF 持股用 2026-10-06 快照（僅前 10 大）。回測不證明 Agent 能創造超額報酬，只能檢驗規則與成本。</w:t>
       </w:r>
     </w:p>
     <w:tbl>
@@ -2120,7 +2470,7 @@
                 <w:rFonts w:ascii="微軟正黑體" w:hAnsi="微軟正黑體" w:eastAsia="微軟正黑體"/>
                 <w:sz w:val="18"/>
               </w:rPr>
-              <w:t>• market_view.counter_evidence 與 inferences.counter_evidence：誠實寫出反方訊號；信心（confidence）不得高於證據所能支持的程度。</w:t>
+              <w:t>• market_view.counter_evidence 與 inferences.counter_evidence：誠實寫出反方訊號；confidence 不得高於證據所能支持的程度。</w:t>
             </w:r>
           </w:p>
           <w:p>
@@ -2132,7 +2482,7 @@
                 <w:rFonts w:ascii="微軟正黑體" w:hAnsi="微軟正黑體" w:eastAsia="微軟正黑體"/>
                 <w:sz w:val="18"/>
               </w:rPr>
-              <w:t>• no_trade_decisions：沒有證據或差距在無交易帶內的持股一律寫入，並引用『基準權重未偏離無交易帶』的推論。</w:t>
+              <w:t>• no_trade_decisions：沒有新證據或差距在無交易帶內的持股一律寫入，並引用對應推論。</w:t>
             </w:r>
           </w:p>
         </w:tc>
@@ -2155,7 +2505,109 @@
           <w:color w:val="1F4E79"/>
           <w:sz w:val="23"/>
         </w:rPr>
-        <w:t>四、每日 D-Plan 與本文件的對照檢查</w:t>
+        <w:t>五、降級保底</w:t>
+      </w:r>
+    </w:p>
+    <w:p>
+      <w:pPr>
+        <w:spacing w:after="80"/>
+      </w:pPr>
+      <w:r>
+        <w:rPr>
+          <w:rFonts w:ascii="微軟正黑體" w:hAnsi="微軟正黑體" w:eastAsia="微軟正黑體"/>
+          <w:b w:val="0"/>
+          <w:i w:val="0"/>
+          <w:sz w:val="20"/>
+        </w:rPr>
+        <w:t>Agent 連續 3 次輸出未通過檢查時：若已有高信心名單 → 凍結（沿用現有部位，只做停損與漂移保護）；若尚無名單或凍結也不合規 → 改用合規基準 A（舊版正式策略，零 tilt）</w:t>
+      </w:r>
+    </w:p>
+    <w:p>
+      <w:pPr>
+        <w:spacing w:after="80"/>
+      </w:pPr>
+      <w:r>
+        <w:rPr>
+          <w:rFonts w:ascii="微軟正黑體" w:hAnsi="微軟正黑體" w:eastAsia="微軟正黑體"/>
+          <w:b w:val="0"/>
+          <w:i w:val="0"/>
+          <w:sz w:val="19"/>
+        </w:rPr>
+        <w:t>合規基準 A：投資範圍內『有當日價格且 20 日均成交值 ≥ 2 億』的股票，以市值（還原收盤價 × 發行股數）加權，2330 權重上限 20%、其他個股上限 8%（超額按市值比例重分配）；取權重最大的前 28 檔重新歸一；現金 3%；再以最小調整法（只動 1–3 檔重疊最大的標的，減下的權重分給第 11–28 名）把 Active Share 補到 ≥ 27%。</w:t>
+      </w:r>
+    </w:p>
+    <w:tbl>
+      <w:tblPr>
+        <w:tblStyle w:val="ae"/>
+        <w:tblW w:type="auto" w:w="0"/>
+        <w:tblLook w:firstColumn="1" w:firstRow="1" w:lastColumn="0" w:lastRow="0" w:noHBand="0" w:noVBand="1" w:val="04A0"/>
+      </w:tblPr>
+      <w:tblGrid>
+        <w:gridCol w:w="8306"/>
+      </w:tblGrid>
+      <w:tr>
+        <w:tc>
+          <w:tcPr>
+            <w:tcW w:type="dxa" w:w="8306"/>
+            <w:shd w:val="clear" w:color="auto" w:fill="F7F9FC"/>
+          </w:tcPr>
+          <w:p>
+            <w:r/>
+            <w:r>
+              <w:rPr>
+                <w:rFonts w:ascii="微軟正黑體" w:hAnsi="微軟正黑體" w:eastAsia="微軟正黑體"/>
+                <w:b/>
+                <w:color w:val="1F4E79"/>
+                <w:sz w:val="18"/>
+              </w:rPr>
+              <w:t>對應每日 D-Plan</w:t>
+            </w:r>
+          </w:p>
+          <w:p>
+            <w:pPr>
+              <w:spacing w:after="20"/>
+            </w:pPr>
+            <w:r>
+              <w:rPr>
+                <w:rFonts w:ascii="微軟正黑體" w:hAnsi="微軟正黑體" w:eastAsia="微軟正黑體"/>
+                <w:sz w:val="18"/>
+              </w:rPr>
+              <w:t>• market_view：降級日 regime／stance 為 neutral，logic 說明降級原因與方式（凍結或合規基準 A）。</w:t>
+            </w:r>
+          </w:p>
+          <w:p>
+            <w:pPr>
+              <w:spacing w:after="20"/>
+            </w:pPr>
+            <w:r>
+              <w:rPr>
+                <w:rFonts w:ascii="微軟正黑體" w:hAnsi="微軟正黑體" w:eastAsia="微軟正黑體"/>
+                <w:sz w:val="18"/>
+              </w:rPr>
+              <w:t>• inferences／decisions：凍結時沿用原名單的推論並重新引用原證據；改用合規基準 A 時以「依合規基準 A 配置」為推論。</w:t>
+            </w:r>
+          </w:p>
+        </w:tc>
+      </w:tr>
+    </w:tbl>
+    <w:p>
+      <w:pPr>
+        <w:spacing w:after="40"/>
+      </w:pPr>
+    </w:p>
+    <w:p>
+      <w:pPr>
+        <w:keepNext/>
+        <w:spacing w:before="160" w:after="80"/>
+      </w:pPr>
+      <w:r>
+        <w:rPr>
+          <w:rFonts w:ascii="微軟正黑體" w:hAnsi="微軟正黑體" w:eastAsia="微軟正黑體"/>
+          <w:b/>
+          <w:color w:val="1F4E79"/>
+          <w:sz w:val="23"/>
+        </w:rPr>
+        <w:t>六、每日 D-Plan 與本文件的對照檢查</w:t>
       </w:r>
     </w:p>
     <w:tbl>
@@ -2238,7 +2690,7 @@
                 <w:rFonts w:ascii="微軟正黑體" w:hAnsi="微軟正黑體" w:eastAsia="微軟正黑體"/>
                 <w:sz w:val="18"/>
               </w:rPr>
-              <w:t>投資主題：市值加權核心</w:t>
+              <w:t>投資主題：集中持有 10–12 檔高信心股</w:t>
             </w:r>
           </w:p>
         </w:tc>
@@ -2253,7 +2705,7 @@
                 <w:rFonts w:ascii="微軟正黑體" w:hAnsi="微軟正黑體" w:eastAsia="微軟正黑體"/>
                 <w:sz w:val="18"/>
               </w:rPr>
-              <w:t>market_view（basis_refs 引用 tw_market、inst_flow、taifex_night、us_overnight）；inferences（再平衡／未偏離無交易帶）；decisions.target_weight</w:t>
+              <w:t>decisions.target_weight（高 9%／中 6%）；inferences 每檔一則</w:t>
             </w:r>
           </w:p>
         </w:tc>
@@ -2268,7 +2720,7 @@
                 <w:rFonts w:ascii="微軟正黑體" w:hAnsi="微軟正黑體" w:eastAsia="微軟正黑體"/>
                 <w:sz w:val="18"/>
               </w:rPr>
-              <w:t>assemble.build_doc</w:t>
+              <w:t>conviction.build_portfolio</w:t>
             </w:r>
           </w:p>
         </w:tc>
@@ -2285,7 +2737,7 @@
                 <w:rFonts w:ascii="微軟正黑體" w:hAnsi="微軟正黑體" w:eastAsia="微軟正黑體"/>
                 <w:sz w:val="18"/>
               </w:rPr>
-              <w:t>投資理念：依公開資訊小幅加減碼</w:t>
+              <w:t>投資理念：依公開事件選股</w:t>
             </w:r>
           </w:p>
         </w:tc>
@@ -2300,7 +2752,7 @@
                 <w:rFonts w:ascii="微軟正黑體" w:hAnsi="微軟正黑體" w:eastAsia="微軟正黑體"/>
                 <w:sz w:val="18"/>
               </w:rPr>
-              <w:t>observations.topic ∈ 五種 tilt 依據；inferences 引用該 observation；decisions 引用 inference</w:t>
+              <w:t>observations.topic ∈ 五種依據；inferences 引用該 observation；decisions 引用 inference</w:t>
             </w:r>
           </w:p>
         </w:tc>
@@ -2315,7 +2767,7 @@
                 <w:rFonts w:ascii="微軟正黑體" w:hAnsi="微軟正黑體" w:eastAsia="微軟正黑體"/>
                 <w:sz w:val="18"/>
               </w:rPr>
-              <w:t>assemble.check_proposal</w:t>
+              <w:t>conviction_agent.check_picks</w:t>
             </w:r>
           </w:p>
         </w:tc>
@@ -2332,7 +2784,7 @@
                 <w:rFonts w:ascii="微軟正黑體" w:hAnsi="微軟正黑體" w:eastAsia="微軟正黑體"/>
                 <w:sz w:val="18"/>
               </w:rPr>
-              <w:t>每筆 tilt 須有具名來源</w:t>
+              <w:t>每檔須有具名來源</w:t>
             </w:r>
           </w:p>
         </w:tc>
@@ -2379,7 +2831,7 @@
                 <w:rFonts w:ascii="微軟正黑體" w:hAnsi="微軟正黑體" w:eastAsia="微軟正黑體"/>
                 <w:sz w:val="18"/>
               </w:rPr>
-              <w:t>單檔 ±3%、總偏離 ≤ 15%、最短持有 5 日</w:t>
+              <w:t>持有 3 日、每日換 4 檔、停損 12%、事件前一日</w:t>
             </w:r>
           </w:p>
         </w:tc>
@@ -2394,7 +2846,7 @@
                 <w:rFonts w:ascii="微軟正黑體" w:hAnsi="微軟正黑體" w:eastAsia="微軟正黑體"/>
                 <w:sz w:val="18"/>
               </w:rPr>
-              <w:t>decisions.target_weight 與基準的差；沿用的 tilt 以『沿用…』推論重新引用原事件</w:t>
+              <w:t>position_pnl／event_calendar observation；SELL_ALL 與 BUY 的時點</w:t>
             </w:r>
           </w:p>
         </w:tc>
@@ -2409,7 +2861,7 @@
                 <w:rFonts w:ascii="微軟正黑體" w:hAnsi="微軟正黑體" w:eastAsia="微軟正黑體"/>
                 <w:sz w:val="18"/>
               </w:rPr>
-              <w:t>final.apply_tilts／tilt_state</w:t>
+              <w:t>conviction.discipline</w:t>
             </w:r>
           </w:p>
         </w:tc>
@@ -2426,7 +2878,7 @@
                 <w:rFonts w:ascii="微軟正黑體" w:hAnsi="微軟正黑體" w:eastAsia="微軟正黑體"/>
                 <w:sz w:val="18"/>
               </w:rPr>
-              <w:t>Active Share ≥ 27%（官方 20%）</w:t>
+              <w:t>Active Share ≥ 20%（官方 15%）</w:t>
             </w:r>
           </w:p>
         </w:tc>
@@ -2441,7 +2893,7 @@
                 <w:rFonts w:ascii="微軟正黑體" w:hAnsi="微軟正黑體" w:eastAsia="微軟正黑體"/>
                 <w:sz w:val="18"/>
               </w:rPr>
-              <w:t>target_weight 已通過 Active Share 檢查才進入 decisions（不單獨列欄位）</w:t>
+              <w:t>target_weight 已通過 Active Share 檢查才進入 decisions</w:t>
             </w:r>
           </w:p>
         </w:tc>
@@ -2456,7 +2908,7 @@
                 <w:rFonts w:ascii="微軟正黑體" w:hAnsi="微軟正黑體" w:eastAsia="微軟正黑體"/>
                 <w:sz w:val="18"/>
               </w:rPr>
-              <w:t>final.ensure_active_share</w:t>
+              <w:t>conviction.build_portfolio</w:t>
             </w:r>
           </w:p>
         </w:tc>
@@ -2572,7 +3024,7 @@
           <w:i/>
           <w:sz w:val="17"/>
         </w:rPr>
-        <w:t>宣告版本 1.0.0（status = final）。宣告已定案。修改任何欄位＝改版，agent_metadata.code_version 需對應新的 git commit；portfolio_rules 與 esun_agent/strategy/final.py 的 FinalParams 必須一致（有測試）。</w:t>
+        <w:t>宣告版本 2.0.0（status = final）。策略改版（v2.0.0）：由「市值基準 ±3% 小幅加減碼」改為「集中主題＋事件驅動」。修改任何欄位＝改版，agent_metadata.code_version 需對應新的 git commit；portfolio_rules／candidate_rules／fallback.portfolio_rules 必須與 ConvictionParams／CandidateParams／FinalParams 一致（有測試）。</w:t>
       </w:r>
     </w:p>
     <w:sectPr>

--- a/output/strategy_doc.docx
+++ b/output/strategy_doc.docx
@@ -295,7 +295,7 @@
           <w:i w:val="0"/>
           <w:sz w:val="20"/>
         </w:rPr>
-        <w:t>每日由程式從 150 檔篩出約 30 檔候選（投信 5／10 日淨買超、20 日相對強度、成交值放大，並對主動型 ETF 重疊扣分），AI Agent 閱讀月營收、財報、法說會、投信連買與重大訊息後挑出 10–12 檔高信心股票並給信心等級，程式換算為 8%／5.5% 的集中部位；其餘以市值前 30 大小額湊足持股檔數。</w:t>
+        <w:t>每日由程式從 150 檔篩出約 30 檔候選（投信 5／10 日淨買超、20 日相對強度、成交值放大，並對主動型 ETF 重疊扣分），AI Agent 閱讀月營收、財報、法說會、投信連買與重大訊息後挑出 10–12 檔高信心股票並給信心等級，程式換算為 8%／5.5% 的集中部位；其餘以市值前 30 大中與主動型 ETF 重疊較低的大型權值股小額湊足 23–24 檔持股。</w:t>
       </w:r>
     </w:p>
     <w:tbl>
@@ -470,7 +470,7 @@
                 <w:rFonts w:ascii="微軟正黑體" w:hAnsi="微軟正黑體" w:eastAsia="微軟正黑體"/>
                 <w:sz w:val="18"/>
               </w:rPr>
-              <w:t>市值前 30 大、且不在高信心名單者，取市值最大的若干檔各 1%–2%，使總持股 21–24 檔（官方 20–30；內部下限 21 檔，建倉當天若一檔停牌買不到仍有 20 檔）</w:t>
+              <w:t>市值前 30 大、且不在高信心名單者，取市值最大的若干檔各 1%–2%，使總持股 23–24 檔（官方 20–30；內部至少比 20 檔多 3 檔緩衝）；出現在超過 50% 主動型 ETF 前 15 大的股票排在後面（低重疊優先）</w:t>
             </w:r>
           </w:p>
         </w:tc>
@@ -1930,7 +1930,7 @@
                 <w:rFonts w:ascii="微軟正黑體" w:hAnsi="微軟正黑體" w:eastAsia="微軟正黑體"/>
                 <w:sz w:val="18"/>
               </w:rPr>
-              <w:t>11%</w:t>
+              <w:t>9%</w:t>
             </w:r>
           </w:p>
         </w:tc>
@@ -1945,7 +1945,7 @@
                 <w:rFonts w:ascii="微軟正黑體" w:hAnsi="微軟正黑體" w:eastAsia="微軟正黑體"/>
                 <w:sz w:val="18"/>
               </w:rPr>
-              <w:t>6%</w:t>
+              <w:t>8%</w:t>
             </w:r>
           </w:p>
         </w:tc>
@@ -1960,7 +1960,7 @@
                 <w:rFonts w:ascii="微軟正黑體" w:hAnsi="微軟正黑體" w:eastAsia="微軟正黑體"/>
                 <w:sz w:val="18"/>
               </w:rPr>
-              <w:t>-0.1%</w:t>
+              <w:t>-0.2%</w:t>
             </w:r>
           </w:p>
         </w:tc>
@@ -1975,7 +1975,7 @@
                 <w:rFonts w:ascii="微軟正黑體" w:hAnsi="微軟正黑體" w:eastAsia="微軟正黑體"/>
                 <w:sz w:val="18"/>
               </w:rPr>
-              <w:t>-6.8%</w:t>
+              <w:t>-6.7%</w:t>
             </w:r>
           </w:p>
         </w:tc>
@@ -1990,7 +1990,7 @@
                 <w:rFonts w:ascii="微軟正黑體" w:hAnsi="微軟正黑體" w:eastAsia="微軟正黑體"/>
                 <w:sz w:val="18"/>
               </w:rPr>
-              <w:t>16</w:t>
+              <w:t>15</w:t>
             </w:r>
           </w:p>
         </w:tc>
@@ -2067,7 +2067,7 @@
                 <w:rFonts w:ascii="微軟正黑體" w:hAnsi="微軟正黑體" w:eastAsia="微軟正黑體"/>
                 <w:sz w:val="18"/>
               </w:rPr>
-              <w:t>0%</w:t>
+              <w:t>9%</w:t>
             </w:r>
           </w:p>
         </w:tc>
@@ -2082,7 +2082,7 @@
                 <w:rFonts w:ascii="微軟正黑體" w:hAnsi="微軟正黑體" w:eastAsia="微軟正黑體"/>
                 <w:sz w:val="18"/>
               </w:rPr>
-              <w:t>-5.3%</w:t>
+              <w:t>-5.9%</w:t>
             </w:r>
           </w:p>
         </w:tc>
@@ -2097,7 +2097,7 @@
                 <w:rFonts w:ascii="微軟正黑體" w:hAnsi="微軟正黑體" w:eastAsia="微軟正黑體"/>
                 <w:sz w:val="18"/>
               </w:rPr>
-              <w:t>-5.5%</w:t>
+              <w:t>-5.6%</w:t>
             </w:r>
           </w:p>
         </w:tc>
@@ -2159,7 +2159,7 @@
                 <w:rFonts w:ascii="微軟正黑體" w:hAnsi="微軟正黑體" w:eastAsia="微軟正黑體"/>
                 <w:sz w:val="18"/>
               </w:rPr>
-              <w:t>15%</w:t>
+              <w:t>14%</w:t>
             </w:r>
           </w:p>
         </w:tc>
@@ -2174,7 +2174,7 @@
                 <w:rFonts w:ascii="微軟正黑體" w:hAnsi="微軟正黑體" w:eastAsia="微軟正黑體"/>
                 <w:sz w:val="18"/>
               </w:rPr>
-              <w:t>2%</w:t>
+              <w:t>3%</w:t>
             </w:r>
           </w:p>
         </w:tc>
@@ -2204,7 +2204,7 @@
                 <w:rFonts w:ascii="微軟正黑體" w:hAnsi="微軟正黑體" w:eastAsia="微軟正黑體"/>
                 <w:sz w:val="18"/>
               </w:rPr>
-              <w:t>-1.2%</w:t>
+              <w:t>-1.4%</w:t>
             </w:r>
           </w:p>
         </w:tc>
@@ -2219,7 +2219,7 @@
                 <w:rFonts w:ascii="微軟正黑體" w:hAnsi="微軟正黑體" w:eastAsia="微軟正黑體"/>
                 <w:sz w:val="18"/>
               </w:rPr>
-              <w:t>-6.9%</w:t>
+              <w:t>-6.7%</w:t>
             </w:r>
           </w:p>
         </w:tc>
@@ -2234,7 +2234,7 @@
                 <w:rFonts w:ascii="微軟正黑體" w:hAnsi="微軟正黑體" w:eastAsia="微軟正黑體"/>
                 <w:sz w:val="18"/>
               </w:rPr>
-              <w:t>10</w:t>
+              <w:t>8</w:t>
             </w:r>
           </w:p>
         </w:tc>
@@ -2311,7 +2311,7 @@
                 <w:rFonts w:ascii="微軟正黑體" w:hAnsi="微軟正黑體" w:eastAsia="微軟正黑體"/>
                 <w:sz w:val="18"/>
               </w:rPr>
-              <w:t>8%</w:t>
+              <w:t>7%</w:t>
             </w:r>
           </w:p>
         </w:tc>
@@ -2341,7 +2341,7 @@
                 <w:rFonts w:ascii="微軟正黑體" w:hAnsi="微軟正黑體" w:eastAsia="微軟正黑體"/>
                 <w:sz w:val="18"/>
               </w:rPr>
-              <w:t>-6.5%</w:t>
+              <w:t>-6.4%</w:t>
             </w:r>
           </w:p>
         </w:tc>
@@ -2356,7 +2356,7 @@
                 <w:rFonts w:ascii="微軟正黑體" w:hAnsi="微軟正黑體" w:eastAsia="微軟正黑體"/>
                 <w:sz w:val="18"/>
               </w:rPr>
-              <w:t>4</w:t>
+              <w:t>9</w:t>
             </w:r>
           </w:p>
         </w:tc>
@@ -2433,7 +2433,7 @@
                 <w:rFonts w:ascii="微軟正黑體" w:hAnsi="微軟正黑體" w:eastAsia="微軟正黑體"/>
                 <w:sz w:val="18"/>
               </w:rPr>
-              <w:t>9%</w:t>
+              <w:t>8%</w:t>
             </w:r>
           </w:p>
         </w:tc>
@@ -2463,7 +2463,7 @@
                 <w:rFonts w:ascii="微軟正黑體" w:hAnsi="微軟正黑體" w:eastAsia="微軟正黑體"/>
                 <w:sz w:val="18"/>
               </w:rPr>
-              <w:t>-7.0%</w:t>
+              <w:t>-6.9%</w:t>
             </w:r>
           </w:p>
         </w:tc>
@@ -2478,7 +2478,7 @@
                 <w:rFonts w:ascii="微軟正黑體" w:hAnsi="微軟正黑體" w:eastAsia="微軟正黑體"/>
                 <w:sz w:val="18"/>
               </w:rPr>
-              <w:t>93</w:t>
+              <w:t>79</w:t>
             </w:r>
           </w:p>
         </w:tc>
@@ -2621,7 +2621,7 @@
           <w:rFonts w:ascii="微軟正黑體" w:hAnsi="微軟正黑體" w:eastAsia="微軟正黑體"/>
           <w:sz w:val="19"/>
         </w:rPr>
-        <w:t>• 預設版 24 日超額 5%～95% 區間為 -11.8% ～ +12.5%，平均換手 2.1 倍、費用與證交稅平均 1.1%：集中策略確實拉大與大盤的偏離，但左尾同樣變厚；不續抱、每天追逐候選名次的版本換手更高、結果更差，所以規則以「沒有新證據就續抱」為預設。</w:t>
+        <w:t>• 預設版 24 日超額 5%～95% 區間為 -12.3% ～ +11.4%，平均換手 2.0 倍、費用與證交稅平均 1.1%：集中策略確實拉大與大盤的偏離，但左尾同樣變厚；不續抱、每天追逐候選名次的版本換手更高、結果更差，所以規則以「沒有新證據就續抱」為預設。</w:t>
       </w:r>
     </w:p>
     <w:p>
@@ -2634,7 +2634,7 @@
           <w:rFonts w:ascii="微軟正黑體" w:hAnsi="微軟正黑體" w:eastAsia="微軟正黑體"/>
           <w:sz w:val="19"/>
         </w:rPr>
-        <w:t>• 樣本外（窗口起點 ≥ 2026-08-01）只有 11 個彼此重疊的窗口，平均超額 -5.3%；顯示策略的勝負高度依賴選股是否抓到當期主流。</w:t>
+        <w:t>• 樣本外（窗口起點 ≥ 2026-08-01）只有 11 個彼此重疊的窗口，平均超額 -5.9%；顯示策略的勝負高度依賴選股是否抓到當期主流。</w:t>
       </w:r>
     </w:p>
     <w:p>
@@ -2647,7 +2647,7 @@
           <w:rFonts w:ascii="微軟正黑體" w:hAnsi="微軟正黑體" w:eastAsia="微軟正黑體"/>
           <w:sz w:val="19"/>
         </w:rPr>
-        <w:t>• 違規檢查（逐日期末）：持股檔數 0、現金 0、Active Share &lt; 15% 共 0 天；單檔超過 10% 的 16 天中，買進當日即超過者 0 天，其餘為持有中的價格漂移，隔日減回（官方給 5 個交易日調整）。高信心權重由 9% 下修為 8%，就是為了降低「買進當日收盤超過 10%」被認定為加碼違規的風險。</w:t>
+        <w:t>• 違規檢查（逐日期末）：持股檔數 0、現金 0、Active Share &lt; 15% 共 0 天；單檔超過 10% 的 15 天中，買進當日即超過者 0 天，其餘為持有中的價格漂移，隔日減回（官方給 5 個交易日調整）。高信心權重由 9% 下修為 8%，就是為了降低「買進當日收盤超過 10%」被認定為加碼違規的風險。</w:t>
       </w:r>
     </w:p>
     <w:p>
@@ -3253,7 +3253,7 @@
           <w:i/>
           <w:sz w:val="17"/>
         </w:rPr>
-        <w:t>宣告版本 2.1.0（status = final）。策略改版（v2.0.0；v2.1.0 權重下修為 8%／5.5%、預設遲滯續抱、改用真實前 15 大）：由「市值基準 ±3% 小幅加減碼」改為「集中主題＋事件驅動」。修改任何欄位＝改版，agent_metadata.code_version 需對應新的 git commit；portfolio_rules／candidate_rules／fallback.portfolio_rules 必須與 ConvictionParams／CandidateParams／FinalParams 一致（有測試）。</w:t>
+        <w:t>宣告版本 2.2.0（status = final）。策略改版（v2.0.0；v2.1.0 權重下修為 8%／5.5%、預設遲滯續抱、改用真實前 15 大；v2.2.0 總持股 23–24 檔、湊檔低重疊優先）：由「市值基準 ±3% 小幅加減碼」改為「集中主題＋事件驅動」。修改任何欄位＝改版，agent_metadata.code_version 需對應新的 git commit；portfolio_rules／candidate_rules／fallback.portfolio_rules 必須與 ConvictionParams／CandidateParams／FinalParams 一致（有測試）。</w:t>
       </w:r>
     </w:p>
     <w:sectPr>

--- a/output/strategy_doc.docx
+++ b/output/strategy_doc.docx
@@ -598,7 +598,7 @@
                 <w:rFonts w:ascii="微軟正黑體" w:hAnsi="微軟正黑體" w:eastAsia="微軟正黑體"/>
                 <w:sz w:val="18"/>
               </w:rPr>
-              <w:t>每日依名單重算目標權重；既有持股差距 &lt; 1.5%（無交易帶）不交易；單日異動超過 30 檔（schema 上限）時分兩天完成</w:t>
+              <w:t>每日依名單重算目標權重；既有持股差距 &lt; 1.5%（無交易帶）不交易；單日異動超過 60 檔（schema 上限）時分兩天完成；BUY/ADD 的目標權重以前日收盤 ×1.10（漲停）壓力測試仍須 ≤ 10%（2330 ≤ 25%）；前日結算權重 &gt; 9.5%（2330 &gt; 24%）的被動超限部位當日強制減碼</w:t>
             </w:r>
           </w:p>
         </w:tc>

--- a/output/strategy_doc.docx
+++ b/output/strategy_doc.docx
@@ -103,7 +103,7 @@
                 <w:rFonts w:ascii="標楷體" w:hAnsi="標楷體" w:eastAsia="標楷體"/>
                 <w:sz w:val="21"/>
               </w:rPr>
-              <w:t>主動台灣核心優選 AI</w:t>
+              <w:t>主動台灣焦點主題</w:t>
             </w:r>
           </w:p>
         </w:tc>
@@ -227,7 +227,7 @@
                 <w:rFonts w:ascii="標楷體" w:hAnsi="標楷體" w:eastAsia="標楷體"/>
                 <w:sz w:val="21"/>
               </w:rPr>
-              <w:t>本 ETF 由 AI Agent 依公開事件集中投資台股。程式每日以投信買超、相對強度與成交值放大篩出約 30 檔候選，並對主動型 ETF 重押的股票扣分；Agent 閱讀月營收、財報、法說會、投信連買與重大訊息，挑出 10 至 12 檔高信心股票，高信心配置 8%、中信心 5.5%，其餘以大型權值股小額湊足持股。每檔都須引用具名資訊；持有至少 3 日、每日最多換 4 檔、跌逾 12% 無新利多即停損，重大美國事件前一日不加碼，以紀律追求明顯偏離大盤的超額報酬。</w:t>
+              <w:t>本基金以「資金流向領先價格」為核心信念，以投信買超為首要訊號，搭配外資動向、相對強勢與成交量異動，於台股市值前 150 大中集中配置 10–12 檔高信心標的，其餘以大型權值股分散風險。同時追蹤美國重大事件，包括聯準會利率決策、通膨與就業數據、科技巨頭財報，以及費城半導體指數與台積電 ADR 表現，研判其對台灣供應鏈的傳導，於事件前後調整曝險。並以 Google 搜尋熱度、投資社群討論與融資變化衡量散戶關注度，作為辨識題材升溫與過熱的輔助指標。決策由 AI Agent 依可查證之公開資料逐日推論，刻意降低與主流主動式 ETF 的持股重疊以追求差異化報酬，並嚴守單檔、現金與檔數上限。</w:t>
             </w:r>
           </w:p>
         </w:tc>
@@ -1191,6 +1191,424 @@
                 <w:sz w:val="18"/>
               </w:rPr>
               <w:t>重大合約、增資／減資、處分資產、訴訟、董監持股異動等公告</w:t>
+            </w:r>
+          </w:p>
+        </w:tc>
+      </w:tr>
+    </w:tbl>
+    <w:p>
+      <w:pPr>
+        <w:spacing w:after="40"/>
+      </w:pPr>
+    </w:p>
+    <w:p>
+      <w:pPr>
+        <w:keepNext/>
+        <w:spacing w:before="160" w:after="80"/>
+      </w:pPr>
+      <w:r>
+        <w:rPr>
+          <w:rFonts w:ascii="微軟正黑體" w:hAnsi="微軟正黑體" w:eastAsia="微軟正黑體"/>
+          <w:b/>
+          <w:color w:val="1F4E79"/>
+          <w:sz w:val="23"/>
+        </w:rPr>
+        <w:t>宣告因子</w:t>
+      </w:r>
+    </w:p>
+    <w:tbl>
+      <w:tblPr>
+        <w:tblStyle w:val="ae"/>
+        <w:tblW w:type="auto" w:w="0"/>
+        <w:jc w:val="center"/>
+        <w:tblLook w:firstColumn="1" w:firstRow="1" w:lastColumn="0" w:lastRow="0" w:noHBand="0" w:noVBand="1" w:val="04A0"/>
+      </w:tblPr>
+      <w:tblGrid>
+        <w:gridCol w:w="2769"/>
+        <w:gridCol w:w="2769"/>
+        <w:gridCol w:w="2769"/>
+      </w:tblGrid>
+      <w:tr>
+        <w:tc>
+          <w:tcPr>
+            <w:tcW w:type="dxa" w:w="1600"/>
+            <w:shd w:val="clear" w:color="auto" w:fill="F2F6FA"/>
+          </w:tcPr>
+          <w:p>
+            <w:r/>
+            <w:r>
+              <w:rPr>
+                <w:rFonts w:ascii="微軟正黑體" w:hAnsi="微軟正黑體" w:eastAsia="微軟正黑體"/>
+                <w:b/>
+                <w:color w:val="1F4E79"/>
+                <w:sz w:val="18"/>
+              </w:rPr>
+              <w:t>因子</w:t>
+            </w:r>
+          </w:p>
+        </w:tc>
+        <w:tc>
+          <w:tcPr>
+            <w:tcW w:type="dxa" w:w="1400"/>
+            <w:shd w:val="clear" w:color="auto" w:fill="F2F6FA"/>
+          </w:tcPr>
+          <w:p>
+            <w:r/>
+            <w:r>
+              <w:rPr>
+                <w:rFonts w:ascii="微軟正黑體" w:hAnsi="微軟正黑體" w:eastAsia="微軟正黑體"/>
+                <w:b/>
+                <w:color w:val="1F4E79"/>
+                <w:sz w:val="18"/>
+              </w:rPr>
+              <w:t>角色</w:t>
+            </w:r>
+          </w:p>
+        </w:tc>
+        <w:tc>
+          <w:tcPr>
+            <w:tcW w:type="dxa" w:w="6300"/>
+            <w:shd w:val="clear" w:color="auto" w:fill="F2F6FA"/>
+          </w:tcPr>
+          <w:p>
+            <w:r/>
+            <w:r>
+              <w:rPr>
+                <w:rFonts w:ascii="微軟正黑體" w:hAnsi="微軟正黑體" w:eastAsia="微軟正黑體"/>
+                <w:b/>
+                <w:color w:val="1F4E79"/>
+                <w:sz w:val="18"/>
+              </w:rPr>
+              <w:t>用法</w:t>
+            </w:r>
+          </w:p>
+        </w:tc>
+      </w:tr>
+      <w:tr>
+        <w:tc>
+          <w:tcPr>
+            <w:tcW w:type="dxa" w:w="1600"/>
+          </w:tcPr>
+          <w:p>
+            <w:r/>
+            <w:r>
+              <w:rPr>
+                <w:rFonts w:ascii="微軟正黑體" w:hAnsi="微軟正黑體" w:eastAsia="微軟正黑體"/>
+                <w:sz w:val="18"/>
+              </w:rPr>
+              <w:t>投信買超</w:t>
+            </w:r>
+          </w:p>
+        </w:tc>
+        <w:tc>
+          <w:tcPr>
+            <w:tcW w:type="dxa" w:w="1400"/>
+          </w:tcPr>
+          <w:p>
+            <w:r/>
+            <w:r>
+              <w:rPr>
+                <w:rFonts w:ascii="微軟正黑體" w:hAnsi="微軟正黑體" w:eastAsia="微軟正黑體"/>
+                <w:sz w:val="18"/>
+              </w:rPr>
+              <w:t>首要</w:t>
+            </w:r>
+          </w:p>
+        </w:tc>
+        <w:tc>
+          <w:tcPr>
+            <w:tcW w:type="dxa" w:w="6300"/>
+          </w:tcPr>
+          <w:p>
+            <w:r/>
+            <w:r>
+              <w:rPr>
+                <w:rFonts w:ascii="微軟正黑體" w:hAnsi="微軟正黑體" w:eastAsia="微軟正黑體"/>
+                <w:sz w:val="18"/>
+              </w:rPr>
+              <w:t>首要訊號：投信 5／10 日淨買超（成交值標準化）與連續買超天數，進入候選分數並可作為入選依據</w:t>
+            </w:r>
+          </w:p>
+        </w:tc>
+      </w:tr>
+      <w:tr>
+        <w:tc>
+          <w:tcPr>
+            <w:tcW w:type="dxa" w:w="1600"/>
+          </w:tcPr>
+          <w:p>
+            <w:r/>
+            <w:r>
+              <w:rPr>
+                <w:rFonts w:ascii="微軟正黑體" w:hAnsi="微軟正黑體" w:eastAsia="微軟正黑體"/>
+                <w:sz w:val="18"/>
+              </w:rPr>
+              <w:t>外資動向</w:t>
+            </w:r>
+          </w:p>
+        </w:tc>
+        <w:tc>
+          <w:tcPr>
+            <w:tcW w:type="dxa" w:w="1400"/>
+          </w:tcPr>
+          <w:p>
+            <w:r/>
+            <w:r>
+              <w:rPr>
+                <w:rFonts w:ascii="微軟正黑體" w:hAnsi="微軟正黑體" w:eastAsia="微軟正黑體"/>
+                <w:sz w:val="18"/>
+              </w:rPr>
+              <w:t>輔助（排序）</w:t>
+            </w:r>
+          </w:p>
+        </w:tc>
+        <w:tc>
+          <w:tcPr>
+            <w:tcW w:type="dxa" w:w="6300"/>
+          </w:tcPr>
+          <w:p>
+            <w:r/>
+            <w:r>
+              <w:rPr>
+                <w:rFonts w:ascii="微軟正黑體" w:hAnsi="微軟正黑體" w:eastAsia="微軟正黑體"/>
+                <w:sz w:val="18"/>
+              </w:rPr>
+              <w:t>三大法人整體買賣超（市場級 observation），輔助判斷 regime</w:t>
+            </w:r>
+          </w:p>
+        </w:tc>
+      </w:tr>
+      <w:tr>
+        <w:tc>
+          <w:tcPr>
+            <w:tcW w:type="dxa" w:w="1600"/>
+          </w:tcPr>
+          <w:p>
+            <w:r/>
+            <w:r>
+              <w:rPr>
+                <w:rFonts w:ascii="微軟正黑體" w:hAnsi="微軟正黑體" w:eastAsia="微軟正黑體"/>
+                <w:sz w:val="18"/>
+              </w:rPr>
+              <w:t>相對強勢</w:t>
+            </w:r>
+          </w:p>
+        </w:tc>
+        <w:tc>
+          <w:tcPr>
+            <w:tcW w:type="dxa" w:w="1400"/>
+          </w:tcPr>
+          <w:p>
+            <w:r/>
+            <w:r>
+              <w:rPr>
+                <w:rFonts w:ascii="微軟正黑體" w:hAnsi="微軟正黑體" w:eastAsia="微軟正黑體"/>
+                <w:sz w:val="18"/>
+              </w:rPr>
+              <w:t>輔助（排序）</w:t>
+            </w:r>
+          </w:p>
+        </w:tc>
+        <w:tc>
+          <w:tcPr>
+            <w:tcW w:type="dxa" w:w="6300"/>
+          </w:tcPr>
+          <w:p>
+            <w:r/>
+            <w:r>
+              <w:rPr>
+                <w:rFonts w:ascii="微軟正黑體" w:hAnsi="微軟正黑體" w:eastAsia="微軟正黑體"/>
+                <w:sz w:val="18"/>
+              </w:rPr>
+              <w:t>20 日報酬相對 150 檔中位數，只作候選排序，不能單獨作為入選依據</w:t>
+            </w:r>
+          </w:p>
+        </w:tc>
+      </w:tr>
+      <w:tr>
+        <w:tc>
+          <w:tcPr>
+            <w:tcW w:type="dxa" w:w="1600"/>
+          </w:tcPr>
+          <w:p>
+            <w:r/>
+            <w:r>
+              <w:rPr>
+                <w:rFonts w:ascii="微軟正黑體" w:hAnsi="微軟正黑體" w:eastAsia="微軟正黑體"/>
+                <w:sz w:val="18"/>
+              </w:rPr>
+              <w:t>成交量異動</w:t>
+            </w:r>
+          </w:p>
+        </w:tc>
+        <w:tc>
+          <w:tcPr>
+            <w:tcW w:type="dxa" w:w="1400"/>
+          </w:tcPr>
+          <w:p>
+            <w:r/>
+            <w:r>
+              <w:rPr>
+                <w:rFonts w:ascii="微軟正黑體" w:hAnsi="微軟正黑體" w:eastAsia="微軟正黑體"/>
+                <w:sz w:val="18"/>
+              </w:rPr>
+              <w:t>輔助（排序）</w:t>
+            </w:r>
+          </w:p>
+        </w:tc>
+        <w:tc>
+          <w:tcPr>
+            <w:tcW w:type="dxa" w:w="6300"/>
+          </w:tcPr>
+          <w:p>
+            <w:r/>
+            <w:r>
+              <w:rPr>
+                <w:rFonts w:ascii="微軟正黑體" w:hAnsi="微軟正黑體" w:eastAsia="微軟正黑體"/>
+                <w:sz w:val="18"/>
+              </w:rPr>
+              <w:t>近 5 日均成交值相對 20 日均的放大倍數，只作候選排序</w:t>
+            </w:r>
+          </w:p>
+        </w:tc>
+      </w:tr>
+      <w:tr>
+        <w:tc>
+          <w:tcPr>
+            <w:tcW w:type="dxa" w:w="1600"/>
+          </w:tcPr>
+          <w:p>
+            <w:r/>
+            <w:r>
+              <w:rPr>
+                <w:rFonts w:ascii="微軟正黑體" w:hAnsi="微軟正黑體" w:eastAsia="微軟正黑體"/>
+                <w:sz w:val="18"/>
+              </w:rPr>
+              <w:t>美國重大事件</w:t>
+            </w:r>
+          </w:p>
+        </w:tc>
+        <w:tc>
+          <w:tcPr>
+            <w:tcW w:type="dxa" w:w="1400"/>
+          </w:tcPr>
+          <w:p>
+            <w:r/>
+            <w:r>
+              <w:rPr>
+                <w:rFonts w:ascii="微軟正黑體" w:hAnsi="微軟正黑體" w:eastAsia="微軟正黑體"/>
+                <w:sz w:val="18"/>
+              </w:rPr>
+              <w:t>風險疊加</w:t>
+            </w:r>
+          </w:p>
+        </w:tc>
+        <w:tc>
+          <w:tcPr>
+            <w:tcW w:type="dxa" w:w="6300"/>
+          </w:tcPr>
+          <w:p>
+            <w:r/>
+            <w:r>
+              <w:rPr>
+                <w:rFonts w:ascii="微軟正黑體" w:hAnsi="微軟正黑體" w:eastAsia="微軟正黑體"/>
+                <w:sz w:val="18"/>
+              </w:rPr>
+              <w:t>FOMC 利率決策、CPI、PCE、非農就業、科技巨頭財報（NVIDIA／Apple／Microsoft／Alphabet／Amazon／Meta／AMD）、美國大選，以及費城半導體指數與台積電 ADR 收盤（us_overnight）。事件前 1 日與當日降低新建倉；FOMC、NVIDIA 財報、美國大選的前一交易日由程式強制不新增、不升級</w:t>
+            </w:r>
+          </w:p>
+        </w:tc>
+      </w:tr>
+      <w:tr>
+        <w:tc>
+          <w:tcPr>
+            <w:tcW w:type="dxa" w:w="1600"/>
+          </w:tcPr>
+          <w:p>
+            <w:r/>
+            <w:r>
+              <w:rPr>
+                <w:rFonts w:ascii="微軟正黑體" w:hAnsi="微軟正黑體" w:eastAsia="微軟正黑體"/>
+                <w:sz w:val="18"/>
+              </w:rPr>
+              <w:t>美國利率與市場波動</w:t>
+            </w:r>
+          </w:p>
+        </w:tc>
+        <w:tc>
+          <w:tcPr>
+            <w:tcW w:type="dxa" w:w="1400"/>
+          </w:tcPr>
+          <w:p>
+            <w:r/>
+            <w:r>
+              <w:rPr>
+                <w:rFonts w:ascii="微軟正黑體" w:hAnsi="微軟正黑體" w:eastAsia="微軟正黑體"/>
+                <w:sz w:val="18"/>
+              </w:rPr>
+              <w:t>風險疊加</w:t>
+            </w:r>
+          </w:p>
+        </w:tc>
+        <w:tc>
+          <w:tcPr>
+            <w:tcW w:type="dxa" w:w="6300"/>
+          </w:tcPr>
+          <w:p>
+            <w:r/>
+            <w:r>
+              <w:rPr>
+                <w:rFonts w:ascii="微軟正黑體" w:hAnsi="微軟正黑體" w:eastAsia="微軟正黑體"/>
+                <w:sz w:val="18"/>
+              </w:rPr>
+              <w:t>FRED 日資料 DGS2（2 年期公債殖利率）、DFF（聯邦基金有效利率）、VIXCLS（VIX）、T10Y2Y（10Y−2Y 利差）；VIX &gt; 25 或 DGS2 單日變動 &gt; 15bp 視為風險訊號：regime 不判 risk_on、降低新建倉。歷史資料以 ALFRED（realtime_start／realtime_end）取當時版本</w:t>
+            </w:r>
+          </w:p>
+        </w:tc>
+      </w:tr>
+      <w:tr>
+        <w:tc>
+          <w:tcPr>
+            <w:tcW w:type="dxa" w:w="1600"/>
+          </w:tcPr>
+          <w:p>
+            <w:r/>
+            <w:r>
+              <w:rPr>
+                <w:rFonts w:ascii="微軟正黑體" w:hAnsi="微軟正黑體" w:eastAsia="微軟正黑體"/>
+                <w:sz w:val="18"/>
+              </w:rPr>
+              <w:t>散戶關注度</w:t>
+            </w:r>
+          </w:p>
+        </w:tc>
+        <w:tc>
+          <w:tcPr>
+            <w:tcW w:type="dxa" w:w="1400"/>
+          </w:tcPr>
+          <w:p>
+            <w:r/>
+            <w:r>
+              <w:rPr>
+                <w:rFonts w:ascii="微軟正黑體" w:hAnsi="微軟正黑體" w:eastAsia="微軟正黑體"/>
+                <w:sz w:val="18"/>
+              </w:rPr>
+              <w:t>輔助（只升降一級）</w:t>
+            </w:r>
+          </w:p>
+        </w:tc>
+        <w:tc>
+          <w:tcPr>
+            <w:tcW w:type="dxa" w:w="6300"/>
+          </w:tcPr>
+          <w:p>
+            <w:r/>
+            <w:r>
+              <w:rPr>
+                <w:rFonts w:ascii="微軟正黑體" w:hAnsi="微軟正黑體" w:eastAsia="微軟正黑體"/>
+                <w:sz w:val="18"/>
+              </w:rPr>
+              <w:t>Google 搜尋熱度、投資社群討論、融資變化，用來辨識題材升溫與過熱；只能把個股信心升或降一級（medium↔high），不單獨觸發買賣、不能作為 picks 的 basis</w:t>
             </w:r>
           </w:p>
         </w:tc>
@@ -1430,7 +1848,7 @@
           <w:rFonts w:ascii="微軟正黑體" w:hAnsi="微軟正黑體" w:eastAsia="微軟正黑體"/>
           <w:sz w:val="20"/>
         </w:rPr>
-        <w:t>• FOMC 利率決議、NVIDIA 財報、美國大選（config/event_calendar.json）的前一交易日：不新增部位、不升級，既有部位凍結（停損與漂移保護照常）</w:t>
+        <w:t>• FOMC 利率決議、NVIDIA 財報、美國大選（config/event_calendar.json）的前一交易日：不新增部位、不升級，既有部位凍結（停損與漂移保護照常）；其他美國重大事件（CPI、PCE、非農就業、其他科技巨頭財報）的前 1 日與當日由 Agent 降低新建倉</w:t>
       </w:r>
     </w:p>
     <w:p>
@@ -1485,7 +1903,7 @@
                 <w:color w:val="1F4E79"/>
                 <w:sz w:val="18"/>
               </w:rPr>
-              <w:t>初賽期間高波動事件（美國時間）</w:t>
+              <w:t>初賽期間美國重大事件（美國時間）</w:t>
             </w:r>
           </w:p>
         </w:tc>
@@ -1503,7 +1921,7 @@
                 <w:color w:val="1F4E79"/>
                 <w:sz w:val="18"/>
               </w:rPr>
-              <w:t>前一交易日的處理</w:t>
+              <w:t>處理</w:t>
             </w:r>
           </w:p>
         </w:tc>
@@ -1520,7 +1938,7 @@
                 <w:rFonts w:ascii="微軟正黑體" w:hAnsi="微軟正黑體" w:eastAsia="微軟正黑體"/>
                 <w:sz w:val="18"/>
               </w:rPr>
-              <w:t>2026-10-28 FOMC 利率決議</w:t>
+              <w:t>2026-10-28 FOMC 利率決議（待核對）</w:t>
             </w:r>
           </w:p>
         </w:tc>
@@ -1535,7 +1953,7 @@
                 <w:rFonts w:ascii="微軟正黑體" w:hAnsi="微軟正黑體" w:eastAsia="微軟正黑體"/>
                 <w:sz w:val="18"/>
               </w:rPr>
-              <w:t>不新增、不升級，既有部位凍結</w:t>
+              <w:t>前一交易日不新增、不升級，既有部位凍結</w:t>
             </w:r>
           </w:p>
         </w:tc>
@@ -1552,7 +1970,7 @@
                 <w:rFonts w:ascii="微軟正黑體" w:hAnsi="微軟正黑體" w:eastAsia="微軟正黑體"/>
                 <w:sz w:val="18"/>
               </w:rPr>
-              <w:t>2026-11-03 美國期中選舉</w:t>
+              <w:t>2026-11-03 美國期中選舉（待核對）</w:t>
             </w:r>
           </w:p>
         </w:tc>
@@ -1567,7 +1985,7 @@
                 <w:rFonts w:ascii="微軟正黑體" w:hAnsi="微軟正黑體" w:eastAsia="微軟正黑體"/>
                 <w:sz w:val="18"/>
               </w:rPr>
-              <w:t>不新增、不升級，既有部位凍結</w:t>
+              <w:t>前一交易日不新增、不升級，既有部位凍結</w:t>
             </w:r>
           </w:p>
         </w:tc>
@@ -1599,7 +2017,7 @@
                 <w:rFonts w:ascii="微軟正黑體" w:hAnsi="微軟正黑體" w:eastAsia="微軟正黑體"/>
                 <w:sz w:val="18"/>
               </w:rPr>
-              <w:t>不新增、不升級，既有部位凍結</w:t>
+              <w:t>前一交易日不新增、不升級，既有部位凍結</w:t>
             </w:r>
           </w:p>
         </w:tc>
@@ -1609,6 +2027,20 @@
       <w:pPr>
         <w:spacing w:after="40"/>
       </w:pPr>
+    </w:p>
+    <w:p>
+      <w:pPr>
+        <w:spacing w:after="80"/>
+      </w:pPr>
+      <w:r>
+        <w:rPr>
+          <w:rFonts w:ascii="微軟正黑體" w:hAnsi="微軟正黑體" w:eastAsia="微軟正黑體"/>
+          <w:b w:val="0"/>
+          <w:i w:val="0"/>
+          <w:sz w:val="18"/>
+        </w:rPr>
+        <w:t>CPI、PCE、非農就業與 Apple／Microsoft／Alphabet／Amazon／Meta／AMD 財報日，於主辦方初賽開始前依官方公告補入事件表（config/event_calendar.json，每筆附官方來源網址），事件前 1 日與當日降低新建倉。</w:t>
+      </w:r>
     </w:p>
     <w:tbl>
       <w:tblPr>
@@ -3253,7 +3685,7 @@
           <w:i/>
           <w:sz w:val="17"/>
         </w:rPr>
-        <w:t>宣告版本 2.2.0（status = final）。策略改版（v2.0.0；v2.1.0 權重下修為 8%／5.5%、預設遲滯續抱、改用真實前 15 大；v2.2.0 總持股 23–24 檔、湊檔低重疊優先）：由「市值基準 ±3% 小幅加減碼」改為「集中主題＋事件驅動」。修改任何欄位＝改版，agent_metadata.code_version 需對應新的 git commit；portfolio_rules／candidate_rules／fallback.portfolio_rules 必須與 ConvictionParams／CandidateParams／FinalParams 一致（有測試）。</w:t>
+        <w:t>宣告版本 2.3.0（status = final）。策略改版（v2.0.0；v2.1.0 權重下修為 8%／5.5%、預設遲滯續抱、改用真實前 15 大；v2.2.0 總持股 23–24 檔、湊檔低重疊優先；v2.3.0 改名「主動台灣焦點主題」、新理念「資金流向領先價格」、宣告因子加入美國重大事件／美國利率與市場波動／散戶關注度）：由「市值基準 ±3% 小幅加減碼」改為「集中主題＋事件驅動」。修改任何欄位＝改版，agent_metadata.code_version 需對應新的 git commit；portfolio_rules／candidate_rules／fallback.portfolio_rules 必須與 ConvictionParams／CandidateParams／FinalParams 一致（有測試）。</w:t>
       </w:r>
     </w:p>
     <w:sectPr>

--- a/output/strategy_doc.docx
+++ b/output/strategy_doc.docx
@@ -1373,7 +1373,7 @@
                 <w:rFonts w:ascii="微軟正黑體" w:hAnsi="微軟正黑體" w:eastAsia="微軟正黑體"/>
                 <w:sz w:val="18"/>
               </w:rPr>
-              <w:t>三大法人整體買賣超（市場級 observation），輔助判斷 regime</w:t>
+              <w:t>全市場三大法人買賣金額（TWSE BFI82U：外資及陸資、投信、自營商、合計，億元）與個股外資買賣超；market_view 必須引用全市場金額</w:t>
             </w:r>
           </w:p>
         </w:tc>
@@ -1561,7 +1561,7 @@
                 <w:rFonts w:ascii="微軟正黑體" w:hAnsi="微軟正黑體" w:eastAsia="微軟正黑體"/>
                 <w:sz w:val="18"/>
               </w:rPr>
-              <w:t>FRED 日資料 DGS2（2 年期公債殖利率）、DFF（聯邦基金有效利率）、VIXCLS（VIX）、T10Y2Y（10Y−2Y 利差）；VIX &gt; 25 或 DGS2 單日變動 &gt; 15bp 視為風險訊號：regime 不判 risk_on、降低新建倉。歷史資料以 ALFRED（realtime_start／realtime_end）取當時版本</w:t>
+              <w:t>FRED 日資料 DGS2（2 年期公債殖利率）、DFF（聯邦基金有效利率）、VIXCLS（VIX）、T10Y2Y（10Y−2Y 利差）、DEXTAUS（美元兌台幣，寫日變動）與聯準會 FOMC 聲明／利率決議新聞稿；VIX &gt; 25、DGS2 單日變動 &gt; 15bp 或台幣單日貶值 &gt; 0.5%（外資賣壓）視為風險訊號：regime 不判 risk_on、降低新建倉。歷史資料以 ALFRED（realtime_start／realtime_end）取當時版本</w:t>
             </w:r>
           </w:p>
         </w:tc>
@@ -3685,7 +3685,7 @@
           <w:i/>
           <w:sz w:val="17"/>
         </w:rPr>
-        <w:t>宣告版本 2.3.0（status = final）。策略改版（v2.0.0；v2.1.0 權重下修為 8%／5.5%、預設遲滯續抱、改用真實前 15 大；v2.2.0 總持股 23–24 檔、湊檔低重疊優先；v2.3.0 改名「主動台灣焦點主題」、新理念「資金流向領先價格」、宣告因子加入美國重大事件／美國利率與市場波動／散戶關注度）：由「市值基準 ±3% 小幅加減碼」改為「集中主題＋事件驅動」。修改任何欄位＝改版，agent_metadata.code_version 需對應新的 git commit；portfolio_rules／candidate_rules／fallback.portfolio_rules 必須與 ConvictionParams／CandidateParams／FinalParams 一致（有測試）。</w:t>
+        <w:t>宣告版本 2.3.1（status = final）。策略改版（v2.0.0；v2.1.0 權重下修為 8%／5.5%、預設遲滯續抱、改用真實前 15 大；v2.2.0 總持股 23–24 檔、湊檔低重疊優先；v2.3.1 macro 加 DEXTAUS（台幣單日貶值 &gt; 0.5% 為風險訊號）、處置／注意／停牌限制、market_view 必須引用全市場三大法人金額；v2.3.0 改名「主動台灣焦點主題」、新理念「資金流向領先價格」、宣告因子加入美國重大事件／美國利率與市場波動／散戶關注度）：由「市值基準 ±3% 小幅加減碼」改為「集中主題＋事件驅動」。修改任何欄位＝改版，agent_metadata.code_version 需對應新的 git commit；portfolio_rules／candidate_rules／fallback.portfolio_rules 必須與 ConvictionParams／CandidateParams／FinalParams 一致（有測試）。</w:t>
       </w:r>
     </w:p>
     <w:sectPr>

--- a/output/strategy_doc.docx
+++ b/output/strategy_doc.docx
@@ -166,7 +166,7 @@
                 <w:rFonts w:ascii="標楷體" w:hAnsi="標楷體" w:eastAsia="標楷體"/>
                 <w:sz w:val="21"/>
               </w:rPr>
-              <w:t>AI Agent 依公開事件集中持有 10 至 12 檔高信心台股，追求明顯偏離大盤的超額報酬</w:t>
+              <w:t>以投信籌碼為核心，結合美國事件與散戶關注度，集中布局台股大型股焦點主題</w:t>
             </w:r>
           </w:p>
         </w:tc>
@@ -227,7 +227,7 @@
                 <w:rFonts w:ascii="標楷體" w:hAnsi="標楷體" w:eastAsia="標楷體"/>
                 <w:sz w:val="21"/>
               </w:rPr>
-              <w:t>本基金以「資金流向領先價格」為核心信念，以投信買超為首要訊號，搭配外資動向、相對強勢與成交量異動，於台股市值前 150 大中集中配置 10–12 檔高信心標的，其餘以大型權值股分散風險。同時追蹤美國重大事件，包括聯準會利率決策、通膨與就業數據、科技巨頭財報，以及費城半導體指數與台積電 ADR 表現，研判其對台灣供應鏈的傳導，於事件前後調整曝險。並以 Google 搜尋熱度、投資社群討論與融資變化衡量散戶關注度，作為辨識題材升溫與過熱的輔助指標。決策由 AI Agent 依可查證之公開資料逐日推論，刻意降低與主流主動式 ETF 的持股重疊以追求差異化報酬，並嚴守單檔、現金與檔數上限。</w:t>
+              <w:t>本基金以「資金流向領先價格」為核心信念，以投信買超為首要訊號，搭配外資動向、相對強勢與成交量異動，於台股市值前 150 大中集中配置 10–12 檔高信心標的，其餘以大型權值股分散風險。同時追蹤聯準會利率決策、通膨與就業數據、科技巨頭財報及費城半導體指數與台積電 ADR，研判對台灣供應鏈的傳導，於事件前後調整曝險；並以 Google 搜尋熱度、社群討論與融資變化衡量散戶關注度，作為辨識題材升溫與過熱的輔助。決策由 AI Agent 依可查證之公開資料逐日推論，降低與主流主動式 ETF 的持股重疊以追求差異化報酬，並嚴守單檔、現金與檔數上限。</w:t>
             </w:r>
           </w:p>
         </w:tc>
@@ -1561,7 +1561,7 @@
                 <w:rFonts w:ascii="微軟正黑體" w:hAnsi="微軟正黑體" w:eastAsia="微軟正黑體"/>
                 <w:sz w:val="18"/>
               </w:rPr>
-              <w:t>FRED 日資料 DGS2（2 年期公債殖利率）、DFF（聯邦基金有效利率）、VIXCLS（VIX）、T10Y2Y（10Y−2Y 利差）、DEXTAUS（美元兌台幣，寫日變動）與聯準會 FOMC 聲明／利率決議新聞稿；VIX &gt; 25、DGS2 單日變動 &gt; 15bp 或台幣單日貶值 &gt; 0.5%（外資賣壓）視為風險訊號：regime 不判 risk_on、降低新建倉。歷史資料以 ALFRED（realtime_start／realtime_end）取當時版本</w:t>
+              <w:t>FRED 日資料 DGS2（2 年期公債殖利率）、DFF（聯邦基金有效利率）、VIXCLS（VIX）、T10Y2Y（10Y−2Y 利差）、美元兌台幣（CNBC TWD= 為主、FRED DEXTAUS 備援，寫日變動）與聯準會 FOMC 聲明／利率決議新聞稿；VIX &gt; 25、DGS2 單日變動 &gt; 15bp 或台幣單日貶值 &gt; 0.5%（外資賣壓）視為風險訊號：regime 不判 risk_on、降低新建倉。歷史資料以 ALFRED（realtime_start／realtime_end）取當時版本</w:t>
             </w:r>
           </w:p>
         </w:tc>
@@ -1609,6 +1609,53 @@
                 <w:sz w:val="18"/>
               </w:rPr>
               <w:t>Google 搜尋熱度、投資社群討論、融資變化，用來辨識題材升溫與過熱；只能把個股信心升或降一級（medium↔high），不單獨觸發買賣、不能作為 picks 的 basis</w:t>
+            </w:r>
+          </w:p>
+        </w:tc>
+      </w:tr>
+      <w:tr>
+        <w:tc>
+          <w:tcPr>
+            <w:tcW w:type="dxa" w:w="1600"/>
+          </w:tcPr>
+          <w:p>
+            <w:r/>
+            <w:r>
+              <w:rPr>
+                <w:rFonts w:ascii="微軟正黑體" w:hAnsi="微軟正黑體" w:eastAsia="微軟正黑體"/>
+                <w:sz w:val="18"/>
+              </w:rPr>
+              <w:t>公司事件</w:t>
+            </w:r>
+          </w:p>
+        </w:tc>
+        <w:tc>
+          <w:tcPr>
+            <w:tcW w:type="dxa" w:w="1400"/>
+          </w:tcPr>
+          <w:p>
+            <w:r/>
+            <w:r>
+              <w:rPr>
+                <w:rFonts w:ascii="微軟正黑體" w:hAnsi="微軟正黑體" w:eastAsia="微軟正黑體"/>
+                <w:sz w:val="18"/>
+              </w:rPr>
+              <w:t>風險疊加</w:t>
+            </w:r>
+          </w:p>
+        </w:tc>
+        <w:tc>
+          <w:tcPr>
+            <w:tcW w:type="dxa" w:w="6300"/>
+          </w:tcPr>
+          <w:p>
+            <w:r/>
+            <w:r>
+              <w:rPr>
+                <w:rFonts w:ascii="微軟正黑體" w:hAnsi="微軟正黑體" w:eastAsia="微軟正黑體"/>
+                <w:sz w:val="18"/>
+              </w:rPr>
+              <w:t>上市公司除權除息預告（T～T+3 不新建倉）、內部人持股轉讓事前申報（近 5 個交易日信心降一級；占發行股數 &gt; 0.5% 不新建倉）、投資理財節目異常推介（不新建倉、持有者降一級）、董監設質比例 &gt; 50%（降一級）、法人說明會（法說前 1 個交易日不新建倉；法說後重大訊息含財測／展望上修可升一級並引用該訊息）</w:t>
             </w:r>
           </w:p>
         </w:tc>
@@ -3685,7 +3732,7 @@
           <w:i/>
           <w:sz w:val="17"/>
         </w:rPr>
-        <w:t>宣告版本 2.3.1（status = final）。策略改版（v2.0.0；v2.1.0 權重下修為 8%／5.5%、預設遲滯續抱、改用真實前 15 大；v2.2.0 總持股 23–24 檔、湊檔低重疊優先；v2.3.1 macro 加 DEXTAUS（台幣單日貶值 &gt; 0.5% 為風險訊號）、處置／注意／停牌限制、market_view 必須引用全市場三大法人金額；v2.3.0 改名「主動台灣焦點主題」、新理念「資金流向領先價格」、宣告因子加入美國重大事件／美國利率與市場波動／散戶關注度）：由「市值基準 ±3% 小幅加減碼」改為「集中主題＋事件驅動」。修改任何欄位＝改版，agent_metadata.code_version 需對應新的 git commit；portfolio_rules／candidate_rules／fallback.portfolio_rules 必須與 ConvictionParams／CandidateParams／FinalParams 一致（有測試）。</w:t>
+        <w:t>宣告版本 2.4.0（status = final）。策略改版（v2.0.0；v2.1.0 權重下修為 8%／5.5%、預設遲滯續抱、改用真實前 15 大；v2.2.0 總持股 23–24 檔、湊檔低重疊優先；v2.4.0 主題改為「以投信籌碼為核心…」、投資理念精簡至 280 字內、匯率改 CNBC TWD=（備援 FRED DEXTAUS）、公司事件（除權息、內部人轉讓、異常推介、董監質押、法說會）規則、資料缺失註記；v2.3.1 macro 加 DEXTAUS（台幣單日貶值 &gt; 0.5% 為風險訊號）、處置／注意／停牌限制、market_view 必須引用全市場三大法人金額；v2.3.0 改名「主動台灣焦點主題」、新理念「資金流向領先價格」、宣告因子加入美國重大事件／美國利率與市場波動／散戶關注度）：由「市值基準 ±3% 小幅加減碼」改為「集中主題＋事件驅動」。修改任何欄位＝改版，agent_metadata.code_version 需對應新的 git commit；portfolio_rules／candidate_rules／fallback.portfolio_rules 必須與 ConvictionParams／CandidateParams／FinalParams 一致（有測試）。</w:t>
       </w:r>
     </w:p>
     <w:sectPr>
